--- a/Course/2 Component 2 - Algorithms and Programming/2.1 Elements of Computational Thinking/2.1.3 Thinking Procedurally/4 Homework (editable).docx
+++ b/Course/2 Component 2 - Algorithms and Programming/2.1 Elements of Computational Thinking/2.1.3 Thinking Procedurally/4 Homework (editable).docx
@@ -7,62 +7,26 @@
         <w:pStyle w:val="Heading1"/>
       </w:pPr>
       <w:r>
+        <w:rPr>
+          <w:b w:val="0"/>
+          <w:i w:val="0"/>
+        </w:rPr>
         <w:t>Homework — 2.1.3 Thinking Procedurally</w:t>
       </w:r>
     </w:p>
     <w:p>
       <w:r>
-        <w:t xml:space="preserve">Name: </w:t>
-      </w:r>
-      <w:r>
         <w:rPr>
-          <w:b/>
+          <w:b w:val="0"/>
+          <w:i w:val="0"/>
         </w:rPr>
-        <w:t>_</w:t>
-      </w:r>
-      <w:r>
-        <w:rPr>
-          <w:b/>
-        </w:rPr>
-        <w:t>_</w:t>
-      </w:r>
-      <w:r>
-        <w:rPr>
-          <w:b/>
-        </w:rPr>
-        <w:t>_</w:t>
-      </w:r>
-      <w:r>
-        <w:rPr>
-          <w:b/>
-        </w:rPr>
-        <w:t>_</w:t>
-      </w:r>
-      <w:r>
-        <w:rPr>
-          <w:b/>
-        </w:rPr>
-        <w:t xml:space="preserve">   Date: </w:t>
-      </w:r>
-      <w:r>
-        <w:rPr>
-          <w:b/>
-        </w:rPr>
-        <w:t>_</w:t>
-      </w:r>
-      <w:r>
-        <w:rPr>
-          <w:b/>
-        </w:rPr>
-        <w:t xml:space="preserve">_   Mark: </w:t>
-      </w:r>
-      <w:r>
-        <w:t>____ / 20</w:t>
+        <w:t>Name: ______________________   Date: __________   Mark: ______ / 20</w:t>
       </w:r>
     </w:p>
     <w:p>
       <w:r>
         <w:rPr>
+          <w:b w:val="0"/>
           <w:i/>
         </w:rPr>
         <w:t>OCR H446 — set after the 2.1.3 lesson.</w:t>
@@ -73,6 +37,10 @@
         <w:pStyle w:val="Heading2"/>
       </w:pPr>
       <w:r>
+        <w:rPr>
+          <w:b w:val="0"/>
+          <w:i w:val="0"/>
+        </w:rPr>
         <w:t>Part A — This week's topic (~14 marks)</w:t>
       </w:r>
     </w:p>
@@ -80,41 +48,62 @@
       <w:r>
         <w:rPr>
           <w:b/>
+          <w:i w:val="0"/>
         </w:rPr>
         <w:t>1.</w:t>
       </w:r>
       <w:r>
+        <w:rPr>
+          <w:b w:val="0"/>
+          <w:i w:val="0"/>
+        </w:rPr>
         <w:t xml:space="preserve"> A team is building an online cinema-ticket booking system. Using </w:t>
       </w:r>
       <w:r>
         <w:rPr>
+          <w:b w:val="0"/>
           <w:i/>
         </w:rPr>
         <w:t>thinking procedurally</w:t>
       </w:r>
       <w:r>
+        <w:rPr>
+          <w:b w:val="0"/>
+          <w:i w:val="0"/>
+        </w:rPr>
         <w:t xml:space="preserve">, identify </w:t>
       </w:r>
       <w:r>
         <w:rPr>
           <w:b/>
+          <w:i w:val="0"/>
         </w:rPr>
         <w:t>three</w:t>
       </w:r>
       <w:r>
+        <w:rPr>
+          <w:b w:val="0"/>
+          <w:i w:val="0"/>
+        </w:rPr>
         <w:t xml:space="preserve"> sensible sub-procedures the problem could be decomposed into. </w:t>
       </w:r>
       <w:r>
         <w:rPr>
           <w:b/>
+          <w:i w:val="0"/>
         </w:rPr>
         <w:t>[3]</w:t>
       </w:r>
       <w:r>
+        <w:rPr>
+          <w:b w:val="0"/>
+          <w:i w:val="0"/>
+        </w:rPr>
         <w:t xml:space="preserve"> </w:t>
       </w:r>
       <w:r>
         <w:rPr>
+          <w:b w:val="0"/>
           <w:i/>
         </w:rPr>
         <w:t>(AO2)</w:t>
@@ -177,82 +166,128 @@
       <w:r>
         <w:rPr>
           <w:b/>
+          <w:i w:val="0"/>
         </w:rPr>
         <w:t>2.</w:t>
       </w:r>
       <w:r>
+        <w:rPr>
+          <w:b w:val="0"/>
+          <w:i w:val="0"/>
+        </w:rPr>
         <w:t xml:space="preserve"> In that booking system the steps include: </w:t>
       </w:r>
       <w:r>
         <w:rPr>
           <w:rFonts w:ascii="Consolas" w:hAnsi="Consolas"/>
+          <w:b w:val="0"/>
+          <w:i w:val="0"/>
           <w:sz w:val="19"/>
         </w:rPr>
         <w:t>selectSeats</w:t>
       </w:r>
       <w:r>
+        <w:rPr>
+          <w:b w:val="0"/>
+          <w:i w:val="0"/>
+        </w:rPr>
         <w:t xml:space="preserve"> → </w:t>
       </w:r>
       <w:r>
         <w:rPr>
           <w:rFonts w:ascii="Consolas" w:hAnsi="Consolas"/>
+          <w:b w:val="0"/>
+          <w:i w:val="0"/>
           <w:sz w:val="19"/>
         </w:rPr>
         <w:t>takePayment</w:t>
       </w:r>
       <w:r>
+        <w:rPr>
+          <w:b w:val="0"/>
+          <w:i w:val="0"/>
+        </w:rPr>
         <w:t xml:space="preserve"> → </w:t>
       </w:r>
       <w:r>
         <w:rPr>
           <w:rFonts w:ascii="Consolas" w:hAnsi="Consolas"/>
+          <w:b w:val="0"/>
+          <w:i w:val="0"/>
           <w:sz w:val="19"/>
         </w:rPr>
         <w:t>issueTicket</w:t>
       </w:r>
       <w:r>
+        <w:rPr>
+          <w:b w:val="0"/>
+          <w:i w:val="0"/>
+        </w:rPr>
         <w:t xml:space="preserve">. Explain why </w:t>
       </w:r>
       <w:r>
         <w:rPr>
           <w:rFonts w:ascii="Consolas" w:hAnsi="Consolas"/>
+          <w:b w:val="0"/>
+          <w:i w:val="0"/>
           <w:sz w:val="19"/>
         </w:rPr>
         <w:t>issueTicket</w:t>
       </w:r>
       <w:r>
+        <w:rPr>
+          <w:b w:val="0"/>
+          <w:i w:val="0"/>
+        </w:rPr>
         <w:t xml:space="preserve"> must come </w:t>
       </w:r>
       <w:r>
         <w:rPr>
           <w:b/>
+          <w:i w:val="0"/>
         </w:rPr>
         <w:t>after</w:t>
       </w:r>
       <w:r>
+        <w:rPr>
+          <w:b w:val="0"/>
+          <w:i w:val="0"/>
+        </w:rPr>
         <w:t xml:space="preserve"> </w:t>
       </w:r>
       <w:r>
         <w:rPr>
           <w:rFonts w:ascii="Consolas" w:hAnsi="Consolas"/>
+          <w:b w:val="0"/>
+          <w:i w:val="0"/>
           <w:sz w:val="19"/>
         </w:rPr>
         <w:t>takePayment</w:t>
       </w:r>
       <w:r>
+        <w:rPr>
+          <w:b w:val="0"/>
+          <w:i w:val="0"/>
+        </w:rPr>
         <w:t xml:space="preserve">, referring to the output of an earlier step. </w:t>
       </w:r>
       <w:r>
         <w:rPr>
           <w:b/>
+          <w:i w:val="0"/>
         </w:rPr>
         <w:t>[2]</w:t>
       </w:r>
       <w:r>
+        <w:rPr>
+          <w:b w:val="0"/>
+          <w:i w:val="0"/>
+        </w:rPr>
         <w:t xml:space="preserve"> </w:t>
       </w:r>
       <w:r>
         <w:rPr>
+          <w:b w:val="0"/>
           <w:i/>
         </w:rPr>
         <w:t>(AO2)</w:t>
@@ -300,37 +335,57 @@
       <w:r>
         <w:rPr>
           <w:b/>
+          <w:i w:val="0"/>
         </w:rPr>
         <w:t>3.</w:t>
       </w:r>
       <w:r>
+        <w:rPr>
+          <w:b w:val="0"/>
+          <w:i w:val="0"/>
+        </w:rPr>
         <w:t xml:space="preserve"> A washing-machine control program runs: lock door → fill with water → heat water → wash → drain → spin.</w:t>
       </w:r>
     </w:p>
     <w:p>
       <w:r>
+        <w:rPr>
+          <w:b w:val="0"/>
+          <w:i w:val="0"/>
+        </w:rPr>
         <w:t xml:space="preserve">(a) State </w:t>
       </w:r>
       <w:r>
         <w:rPr>
           <w:b/>
+          <w:i w:val="0"/>
         </w:rPr>
         <w:t>one</w:t>
       </w:r>
       <w:r>
+        <w:rPr>
+          <w:b w:val="0"/>
+          <w:i w:val="0"/>
+        </w:rPr>
         <w:t xml:space="preserve"> pair of these steps whose order is fixed, and explain the dependency. </w:t>
       </w:r>
       <w:r>
         <w:rPr>
           <w:b/>
+          <w:i w:val="0"/>
         </w:rPr>
         <w:t>[2]</w:t>
       </w:r>
       <w:r>
+        <w:rPr>
+          <w:b w:val="0"/>
+          <w:i w:val="0"/>
+        </w:rPr>
         <w:t xml:space="preserve"> </w:t>
       </w:r>
       <w:r>
         <w:rPr>
+          <w:b w:val="0"/>
           <w:i/>
         </w:rPr>
         <w:t>(AO2)</w:t>
@@ -376,28 +431,43 @@
     </w:p>
     <w:p>
       <w:r>
+        <w:rPr>
+          <w:b w:val="0"/>
+          <w:i w:val="0"/>
+        </w:rPr>
         <w:t xml:space="preserve">(b) Suggest </w:t>
       </w:r>
       <w:r>
         <w:rPr>
           <w:b/>
+          <w:i w:val="0"/>
         </w:rPr>
         <w:t>one</w:t>
       </w:r>
       <w:r>
+        <w:rPr>
+          <w:b w:val="0"/>
+          <w:i w:val="0"/>
+        </w:rPr>
         <w:t xml:space="preserve"> step here that could in principle be done independently of another, briefly justifying why. </w:t>
       </w:r>
       <w:r>
         <w:rPr>
           <w:b/>
+          <w:i w:val="0"/>
         </w:rPr>
         <w:t>[1]</w:t>
       </w:r>
       <w:r>
+        <w:rPr>
+          <w:b w:val="0"/>
+          <w:i w:val="0"/>
+        </w:rPr>
         <w:t xml:space="preserve"> </w:t>
       </w:r>
       <w:r>
         <w:rPr>
+          <w:b w:val="0"/>
           <w:i/>
         </w:rPr>
         <w:t>(AO2)</w:t>
@@ -430,42 +500,64 @@
       <w:r>
         <w:rPr>
           <w:b/>
+          <w:i w:val="0"/>
         </w:rPr>
         <w:t>4.</w:t>
       </w:r>
       <w:r>
+        <w:rPr>
+          <w:b w:val="0"/>
+          <w:i w:val="0"/>
+        </w:rPr>
         <w:t xml:space="preserve"> A program for an online quiz calls the same </w:t>
       </w:r>
       <w:r>
         <w:rPr>
           <w:rFonts w:ascii="Consolas" w:hAnsi="Consolas"/>
+          <w:b w:val="0"/>
+          <w:i w:val="0"/>
           <w:sz w:val="19"/>
         </w:rPr>
         <w:t>gradeAnswer</w:t>
       </w:r>
       <w:r>
+        <w:rPr>
+          <w:b w:val="0"/>
+          <w:i w:val="0"/>
+        </w:rPr>
         <w:t xml:space="preserve"> sub-procedure for every question. Explain </w:t>
       </w:r>
       <w:r>
         <w:rPr>
           <w:b/>
+          <w:i w:val="0"/>
         </w:rPr>
         <w:t>two</w:t>
       </w:r>
       <w:r>
+        <w:rPr>
+          <w:b w:val="0"/>
+          <w:i w:val="0"/>
+        </w:rPr>
         <w:t xml:space="preserve"> advantages of writing this once as a sub-procedure rather than copying the grading code under each question. </w:t>
       </w:r>
       <w:r>
         <w:rPr>
           <w:b/>
+          <w:i w:val="0"/>
         </w:rPr>
         <w:t>[2]</w:t>
       </w:r>
       <w:r>
+        <w:rPr>
+          <w:b w:val="0"/>
+          <w:i w:val="0"/>
+        </w:rPr>
         <w:t xml:space="preserve"> </w:t>
       </w:r>
       <w:r>
         <w:rPr>
+          <w:b w:val="0"/>
           <w:i/>
         </w:rPr>
         <w:t>(AO2)</w:t>
@@ -513,32 +605,48 @@
       <w:r>
         <w:rPr>
           <w:b/>
+          <w:i w:val="0"/>
         </w:rPr>
         <w:t>5.</w:t>
       </w:r>
       <w:r>
+        <w:rPr>
+          <w:b w:val="0"/>
+          <w:i w:val="0"/>
+        </w:rPr>
         <w:t xml:space="preserve"> A games company has four programmers building one large open-world game. Explain how </w:t>
       </w:r>
       <w:r>
         <w:rPr>
           <w:b/>
+          <w:i w:val="0"/>
         </w:rPr>
         <w:t>decomposition</w:t>
       </w:r>
       <w:r>
+        <w:rPr>
+          <w:b w:val="0"/>
+          <w:i w:val="0"/>
+        </w:rPr>
         <w:t xml:space="preserve"> lets them work effectively as a team. </w:t>
       </w:r>
       <w:r>
         <w:rPr>
           <w:b/>
+          <w:i w:val="0"/>
         </w:rPr>
         <w:t>[2]</w:t>
       </w:r>
       <w:r>
+        <w:rPr>
+          <w:b w:val="0"/>
+          <w:i w:val="0"/>
+        </w:rPr>
         <w:t xml:space="preserve"> </w:t>
       </w:r>
       <w:r>
         <w:rPr>
+          <w:b w:val="0"/>
           <w:i/>
         </w:rPr>
         <w:t>(AO2)</w:t>
@@ -586,50 +694,76 @@
       <w:r>
         <w:rPr>
           <w:b/>
+          <w:i w:val="0"/>
         </w:rPr>
         <w:t>6.</w:t>
       </w:r>
       <w:r>
+        <w:rPr>
+          <w:b w:val="0"/>
+          <w:i w:val="0"/>
+        </w:rPr>
         <w:t xml:space="preserve"> A council wants software to process residents' parking-permit applications. Using </w:t>
       </w:r>
       <w:r>
         <w:rPr>
+          <w:b w:val="0"/>
           <w:i/>
         </w:rPr>
         <w:t>thinking procedurally</w:t>
       </w:r>
       <w:r>
+        <w:rPr>
+          <w:b w:val="0"/>
+          <w:i w:val="0"/>
+        </w:rPr>
         <w:t xml:space="preserve">, decompose this into </w:t>
       </w:r>
       <w:r>
         <w:rPr>
           <w:b/>
+          <w:i w:val="0"/>
         </w:rPr>
         <w:t>named</w:t>
       </w:r>
       <w:r>
+        <w:rPr>
+          <w:b w:val="0"/>
+          <w:i w:val="0"/>
+        </w:rPr>
         <w:t xml:space="preserve"> sub-procedures in a sensible </w:t>
       </w:r>
       <w:r>
         <w:rPr>
           <w:b/>
+          <w:i w:val="0"/>
         </w:rPr>
         <w:t>order</w:t>
       </w:r>
       <w:r>
+        <w:rPr>
+          <w:b w:val="0"/>
+          <w:i w:val="0"/>
+        </w:rPr>
         <w:t xml:space="preserve">, and for one pair of steps explain why the order is fixed (one step needs an earlier step's output). </w:t>
       </w:r>
       <w:r>
         <w:rPr>
           <w:b/>
+          <w:i w:val="0"/>
         </w:rPr>
         <w:t>[2]</w:t>
       </w:r>
       <w:r>
+        <w:rPr>
+          <w:b w:val="0"/>
+          <w:i w:val="0"/>
+        </w:rPr>
         <w:t xml:space="preserve"> </w:t>
       </w:r>
       <w:r>
         <w:rPr>
+          <w:b w:val="0"/>
           <w:i/>
         </w:rPr>
         <w:t>(AO2)</w:t>
@@ -678,6 +812,10 @@
         <w:pStyle w:val="Heading2"/>
       </w:pPr>
       <w:r>
+        <w:rPr>
+          <w:b w:val="0"/>
+          <w:i w:val="0"/>
+        </w:rPr>
         <w:t>Part B — Retrieval: keep it fresh (~6 marks)</w:t>
       </w:r>
     </w:p>
@@ -685,50 +823,76 @@
       <w:r>
         <w:rPr>
           <w:b/>
+          <w:i w:val="0"/>
         </w:rPr>
         <w:t>7.</w:t>
       </w:r>
       <w:r>
+        <w:rPr>
+          <w:b w:val="0"/>
+          <w:i w:val="0"/>
+        </w:rPr>
         <w:t xml:space="preserve"> </w:t>
       </w:r>
       <w:r>
         <w:rPr>
+          <w:b w:val="0"/>
           <w:i/>
         </w:rPr>
         <w:t>(2.1.2)</w:t>
       </w:r>
       <w:r>
+        <w:rPr>
+          <w:b w:val="0"/>
+          <w:i w:val="0"/>
+        </w:rPr>
         <w:t xml:space="preserve"> State what a </w:t>
       </w:r>
       <w:r>
         <w:rPr>
           <w:b/>
+          <w:i w:val="0"/>
         </w:rPr>
         <w:t>precondition</w:t>
       </w:r>
       <w:r>
+        <w:rPr>
+          <w:b w:val="0"/>
+          <w:i w:val="0"/>
+        </w:rPr>
         <w:t xml:space="preserve"> is, and give one example for a routine that performs a </w:t>
       </w:r>
       <w:r>
         <w:rPr>
           <w:b/>
+          <w:i w:val="0"/>
         </w:rPr>
         <w:t>binary search</w:t>
       </w:r>
       <w:r>
+        <w:rPr>
+          <w:b w:val="0"/>
+          <w:i w:val="0"/>
+        </w:rPr>
         <w:t xml:space="preserve">. </w:t>
       </w:r>
       <w:r>
         <w:rPr>
           <w:b/>
+          <w:i w:val="0"/>
         </w:rPr>
         <w:t>[2]</w:t>
       </w:r>
       <w:r>
+        <w:rPr>
+          <w:b w:val="0"/>
+          <w:i w:val="0"/>
+        </w:rPr>
         <w:t xml:space="preserve"> </w:t>
       </w:r>
       <w:r>
         <w:rPr>
+          <w:b w:val="0"/>
           <w:i/>
         </w:rPr>
         <w:t>(AO1/AO2)</w:t>
@@ -776,50 +940,76 @@
       <w:r>
         <w:rPr>
           <w:b/>
+          <w:i w:val="0"/>
         </w:rPr>
         <w:t>8.</w:t>
       </w:r>
       <w:r>
+        <w:rPr>
+          <w:b w:val="0"/>
+          <w:i w:val="0"/>
+        </w:rPr>
         <w:t xml:space="preserve"> </w:t>
       </w:r>
       <w:r>
         <w:rPr>
+          <w:b w:val="0"/>
           <w:i/>
         </w:rPr>
         <w:t>(1.2.2)</w:t>
       </w:r>
       <w:r>
+        <w:rPr>
+          <w:b w:val="0"/>
+          <w:i w:val="0"/>
+        </w:rPr>
         <w:t xml:space="preserve"> State, in order, </w:t>
       </w:r>
       <w:r>
         <w:rPr>
           <w:b/>
+          <w:i w:val="0"/>
         </w:rPr>
         <w:t>two</w:t>
       </w:r>
       <w:r>
+        <w:rPr>
+          <w:b w:val="0"/>
+          <w:i w:val="0"/>
+        </w:rPr>
         <w:t xml:space="preserve"> stages of compilation that come </w:t>
       </w:r>
       <w:r>
         <w:rPr>
           <w:b/>
+          <w:i w:val="0"/>
         </w:rPr>
         <w:t>before</w:t>
       </w:r>
       <w:r>
+        <w:rPr>
+          <w:b w:val="0"/>
+          <w:i w:val="0"/>
+        </w:rPr>
         <w:t xml:space="preserve"> code generation. </w:t>
       </w:r>
       <w:r>
         <w:rPr>
           <w:b/>
+          <w:i w:val="0"/>
         </w:rPr>
         <w:t>[2]</w:t>
       </w:r>
       <w:r>
+        <w:rPr>
+          <w:b w:val="0"/>
+          <w:i w:val="0"/>
+        </w:rPr>
         <w:t xml:space="preserve"> </w:t>
       </w:r>
       <w:r>
         <w:rPr>
+          <w:b w:val="0"/>
           <w:i/>
         </w:rPr>
         <w:t>(AO1)</w:t>
@@ -867,59 +1057,90 @@
       <w:r>
         <w:rPr>
           <w:b/>
+          <w:i w:val="0"/>
         </w:rPr>
         <w:t>9.</w:t>
       </w:r>
       <w:r>
+        <w:rPr>
+          <w:b w:val="0"/>
+          <w:i w:val="0"/>
+        </w:rPr>
         <w:t xml:space="preserve"> </w:t>
       </w:r>
       <w:r>
         <w:rPr>
+          <w:b w:val="0"/>
           <w:i/>
         </w:rPr>
         <w:t>(1.2.3)</w:t>
       </w:r>
       <w:r>
+        <w:rPr>
+          <w:b w:val="0"/>
+          <w:i w:val="0"/>
+        </w:rPr>
         <w:t xml:space="preserve"> State </w:t>
       </w:r>
       <w:r>
         <w:rPr>
           <w:b/>
+          <w:i w:val="0"/>
         </w:rPr>
         <w:t>one</w:t>
       </w:r>
       <w:r>
+        <w:rPr>
+          <w:b w:val="0"/>
+          <w:i w:val="0"/>
+        </w:rPr>
         <w:t xml:space="preserve"> advantage of the </w:t>
       </w:r>
       <w:r>
         <w:rPr>
           <w:b/>
+          <w:i w:val="0"/>
         </w:rPr>
         <w:t>Agile</w:t>
       </w:r>
       <w:r>
+        <w:rPr>
+          <w:b w:val="0"/>
+          <w:i w:val="0"/>
+        </w:rPr>
         <w:t xml:space="preserve"> development methodology over the traditional </w:t>
       </w:r>
       <w:r>
         <w:rPr>
           <w:b/>
+          <w:i w:val="0"/>
         </w:rPr>
         <w:t>Waterfall</w:t>
       </w:r>
       <w:r>
+        <w:rPr>
+          <w:b w:val="0"/>
+          <w:i w:val="0"/>
+        </w:rPr>
         <w:t xml:space="preserve"> model. </w:t>
       </w:r>
       <w:r>
         <w:rPr>
           <w:b/>
+          <w:i w:val="0"/>
         </w:rPr>
         <w:t>[2]</w:t>
       </w:r>
       <w:r>
+        <w:rPr>
+          <w:b w:val="0"/>
+          <w:i w:val="0"/>
+        </w:rPr>
         <w:t xml:space="preserve"> </w:t>
       </w:r>
       <w:r>
         <w:rPr>
+          <w:b w:val="0"/>
           <w:i/>
         </w:rPr>
         <w:t>(AO1)</w:t>

--- a/Course/2 Component 2 - Algorithms and Programming/2.1 Elements of Computational Thinking/2.1.3 Thinking Procedurally/4 Homework (editable).docx
+++ b/Course/2 Component 2 - Algorithms and Programming/2.1 Elements of Computational Thinking/2.1.3 Thinking Procedurally/4 Homework (editable).docx
@@ -109,38 +109,32 @@
         <w:t>(AO2)</w:t>
       </w:r>
     </w:p>
-    <w:p>
-      <w:pPr>
-        <w:spacing w:before="260"/>
-        <w:pBdr>
-          <w:bottom w:val="single" w:sz="4" w:space="1" w:color="AAB4C0"/>
-        </w:pBdr>
-      </w:pPr>
-    </w:p>
-    <w:p>
-      <w:pPr>
-        <w:spacing w:before="260"/>
-        <w:pBdr>
-          <w:bottom w:val="single" w:sz="4" w:space="1" w:color="AAB4C0"/>
-        </w:pBdr>
-      </w:pPr>
-    </w:p>
-    <w:p>
-      <w:pPr>
-        <w:spacing w:before="260"/>
-        <w:pBdr>
-          <w:bottom w:val="single" w:sz="4" w:space="1" w:color="AAB4C0"/>
-        </w:pBdr>
-      </w:pPr>
-    </w:p>
-    <w:p>
-      <w:pPr>
-        <w:spacing w:before="260"/>
-        <w:pBdr>
-          <w:bottom w:val="single" w:sz="4" w:space="1" w:color="AAB4C0"/>
-        </w:pBdr>
-      </w:pPr>
-    </w:p>
+    <w:tbl>
+      <w:tblPr>
+        <w:tblStyle w:val="TableGrid"/>
+        <w:tblW w:type="auto" w:w="0"/>
+        <w:tblLook w:firstColumn="1" w:firstRow="1" w:lastColumn="0" w:lastRow="0" w:noHBand="0" w:noVBand="1" w:val="04A0"/>
+      </w:tblPr>
+      <w:tblGrid>
+        <w:gridCol w:w="8640"/>
+      </w:tblGrid>
+      <w:tr>
+        <w:trPr>
+          <w:trHeight w:val="1360" w:hRule="atLeast"/>
+        </w:trPr>
+        <w:tc>
+          <w:tcPr>
+            <w:tcW w:type="dxa" w:w="8640"/>
+          </w:tcPr>
+          <w:p>
+            <w:pPr>
+              <w:spacing w:before="40"/>
+            </w:pPr>
+          </w:p>
+        </w:tc>
+      </w:tr>
+    </w:tbl>
+    <w:p/>
     <w:p>
       <w:pPr>
         <w:pBdr>
@@ -293,30 +287,32 @@
         <w:t>(AO2)</w:t>
       </w:r>
     </w:p>
-    <w:p>
-      <w:pPr>
-        <w:spacing w:before="260"/>
-        <w:pBdr>
-          <w:bottom w:val="single" w:sz="4" w:space="1" w:color="AAB4C0"/>
-        </w:pBdr>
-      </w:pPr>
-    </w:p>
-    <w:p>
-      <w:pPr>
-        <w:spacing w:before="260"/>
-        <w:pBdr>
-          <w:bottom w:val="single" w:sz="4" w:space="1" w:color="AAB4C0"/>
-        </w:pBdr>
-      </w:pPr>
-    </w:p>
-    <w:p>
-      <w:pPr>
-        <w:spacing w:before="260"/>
-        <w:pBdr>
-          <w:bottom w:val="single" w:sz="4" w:space="1" w:color="AAB4C0"/>
-        </w:pBdr>
-      </w:pPr>
-    </w:p>
+    <w:tbl>
+      <w:tblPr>
+        <w:tblStyle w:val="TableGrid"/>
+        <w:tblW w:type="auto" w:w="0"/>
+        <w:tblLook w:firstColumn="1" w:firstRow="1" w:lastColumn="0" w:lastRow="0" w:noHBand="0" w:noVBand="1" w:val="04A0"/>
+      </w:tblPr>
+      <w:tblGrid>
+        <w:gridCol w:w="8640"/>
+      </w:tblGrid>
+      <w:tr>
+        <w:trPr>
+          <w:trHeight w:val="1020" w:hRule="atLeast"/>
+        </w:trPr>
+        <w:tc>
+          <w:tcPr>
+            <w:tcW w:type="dxa" w:w="8640"/>
+          </w:tcPr>
+          <w:p>
+            <w:pPr>
+              <w:spacing w:before="40"/>
+            </w:pPr>
+          </w:p>
+        </w:tc>
+      </w:tr>
+    </w:tbl>
+    <w:p/>
     <w:p>
       <w:pPr>
         <w:pBdr>
@@ -391,30 +387,32 @@
         <w:t>(AO2)</w:t>
       </w:r>
     </w:p>
-    <w:p>
-      <w:pPr>
-        <w:spacing w:before="260"/>
-        <w:pBdr>
-          <w:bottom w:val="single" w:sz="4" w:space="1" w:color="AAB4C0"/>
-        </w:pBdr>
-      </w:pPr>
-    </w:p>
-    <w:p>
-      <w:pPr>
-        <w:spacing w:before="260"/>
-        <w:pBdr>
-          <w:bottom w:val="single" w:sz="4" w:space="1" w:color="AAB4C0"/>
-        </w:pBdr>
-      </w:pPr>
-    </w:p>
-    <w:p>
-      <w:pPr>
-        <w:spacing w:before="260"/>
-        <w:pBdr>
-          <w:bottom w:val="single" w:sz="4" w:space="1" w:color="AAB4C0"/>
-        </w:pBdr>
-      </w:pPr>
-    </w:p>
+    <w:tbl>
+      <w:tblPr>
+        <w:tblStyle w:val="TableGrid"/>
+        <w:tblW w:type="auto" w:w="0"/>
+        <w:tblLook w:firstColumn="1" w:firstRow="1" w:lastColumn="0" w:lastRow="0" w:noHBand="0" w:noVBand="1" w:val="04A0"/>
+      </w:tblPr>
+      <w:tblGrid>
+        <w:gridCol w:w="8640"/>
+      </w:tblGrid>
+      <w:tr>
+        <w:trPr>
+          <w:trHeight w:val="1020" w:hRule="atLeast"/>
+        </w:trPr>
+        <w:tc>
+          <w:tcPr>
+            <w:tcW w:type="dxa" w:w="8640"/>
+          </w:tcPr>
+          <w:p>
+            <w:pPr>
+              <w:spacing w:before="40"/>
+            </w:pPr>
+          </w:p>
+        </w:tc>
+      </w:tr>
+    </w:tbl>
+    <w:p/>
     <w:p>
       <w:pPr>
         <w:pBdr>
@@ -473,22 +471,32 @@
         <w:t>(AO2)</w:t>
       </w:r>
     </w:p>
-    <w:p>
-      <w:pPr>
-        <w:spacing w:before="260"/>
-        <w:pBdr>
-          <w:bottom w:val="single" w:sz="4" w:space="1" w:color="AAB4C0"/>
-        </w:pBdr>
-      </w:pPr>
-    </w:p>
-    <w:p>
-      <w:pPr>
-        <w:spacing w:before="260"/>
-        <w:pBdr>
-          <w:bottom w:val="single" w:sz="4" w:space="1" w:color="AAB4C0"/>
-        </w:pBdr>
-      </w:pPr>
-    </w:p>
+    <w:tbl>
+      <w:tblPr>
+        <w:tblStyle w:val="TableGrid"/>
+        <w:tblW w:type="auto" w:w="0"/>
+        <w:tblLook w:firstColumn="1" w:firstRow="1" w:lastColumn="0" w:lastRow="0" w:noHBand="0" w:noVBand="1" w:val="04A0"/>
+      </w:tblPr>
+      <w:tblGrid>
+        <w:gridCol w:w="8640"/>
+      </w:tblGrid>
+      <w:tr>
+        <w:trPr>
+          <w:trHeight w:val="680" w:hRule="atLeast"/>
+        </w:trPr>
+        <w:tc>
+          <w:tcPr>
+            <w:tcW w:type="dxa" w:w="8640"/>
+          </w:tcPr>
+          <w:p>
+            <w:pPr>
+              <w:spacing w:before="40"/>
+            </w:pPr>
+          </w:p>
+        </w:tc>
+      </w:tr>
+    </w:tbl>
+    <w:p/>
     <w:p>
       <w:pPr>
         <w:pBdr>
@@ -563,30 +571,32 @@
         <w:t>(AO2)</w:t>
       </w:r>
     </w:p>
-    <w:p>
-      <w:pPr>
-        <w:spacing w:before="260"/>
-        <w:pBdr>
-          <w:bottom w:val="single" w:sz="4" w:space="1" w:color="AAB4C0"/>
-        </w:pBdr>
-      </w:pPr>
-    </w:p>
-    <w:p>
-      <w:pPr>
-        <w:spacing w:before="260"/>
-        <w:pBdr>
-          <w:bottom w:val="single" w:sz="4" w:space="1" w:color="AAB4C0"/>
-        </w:pBdr>
-      </w:pPr>
-    </w:p>
-    <w:p>
-      <w:pPr>
-        <w:spacing w:before="260"/>
-        <w:pBdr>
-          <w:bottom w:val="single" w:sz="4" w:space="1" w:color="AAB4C0"/>
-        </w:pBdr>
-      </w:pPr>
-    </w:p>
+    <w:tbl>
+      <w:tblPr>
+        <w:tblStyle w:val="TableGrid"/>
+        <w:tblW w:type="auto" w:w="0"/>
+        <w:tblLook w:firstColumn="1" w:firstRow="1" w:lastColumn="0" w:lastRow="0" w:noHBand="0" w:noVBand="1" w:val="04A0"/>
+      </w:tblPr>
+      <w:tblGrid>
+        <w:gridCol w:w="8640"/>
+      </w:tblGrid>
+      <w:tr>
+        <w:trPr>
+          <w:trHeight w:val="1020" w:hRule="atLeast"/>
+        </w:trPr>
+        <w:tc>
+          <w:tcPr>
+            <w:tcW w:type="dxa" w:w="8640"/>
+          </w:tcPr>
+          <w:p>
+            <w:pPr>
+              <w:spacing w:before="40"/>
+            </w:pPr>
+          </w:p>
+        </w:tc>
+      </w:tr>
+    </w:tbl>
+    <w:p/>
     <w:p>
       <w:pPr>
         <w:pBdr>
@@ -652,30 +662,32 @@
         <w:t>(AO2)</w:t>
       </w:r>
     </w:p>
-    <w:p>
-      <w:pPr>
-        <w:spacing w:before="260"/>
-        <w:pBdr>
-          <w:bottom w:val="single" w:sz="4" w:space="1" w:color="AAB4C0"/>
-        </w:pBdr>
-      </w:pPr>
-    </w:p>
-    <w:p>
-      <w:pPr>
-        <w:spacing w:before="260"/>
-        <w:pBdr>
-          <w:bottom w:val="single" w:sz="4" w:space="1" w:color="AAB4C0"/>
-        </w:pBdr>
-      </w:pPr>
-    </w:p>
-    <w:p>
-      <w:pPr>
-        <w:spacing w:before="260"/>
-        <w:pBdr>
-          <w:bottom w:val="single" w:sz="4" w:space="1" w:color="AAB4C0"/>
-        </w:pBdr>
-      </w:pPr>
-    </w:p>
+    <w:tbl>
+      <w:tblPr>
+        <w:tblStyle w:val="TableGrid"/>
+        <w:tblW w:type="auto" w:w="0"/>
+        <w:tblLook w:firstColumn="1" w:firstRow="1" w:lastColumn="0" w:lastRow="0" w:noHBand="0" w:noVBand="1" w:val="04A0"/>
+      </w:tblPr>
+      <w:tblGrid>
+        <w:gridCol w:w="8640"/>
+      </w:tblGrid>
+      <w:tr>
+        <w:trPr>
+          <w:trHeight w:val="1020" w:hRule="atLeast"/>
+        </w:trPr>
+        <w:tc>
+          <w:tcPr>
+            <w:tcW w:type="dxa" w:w="8640"/>
+          </w:tcPr>
+          <w:p>
+            <w:pPr>
+              <w:spacing w:before="40"/>
+            </w:pPr>
+          </w:p>
+        </w:tc>
+      </w:tr>
+    </w:tbl>
+    <w:p/>
     <w:p>
       <w:pPr>
         <w:pBdr>
@@ -769,30 +781,32 @@
         <w:t>(AO2)</w:t>
       </w:r>
     </w:p>
-    <w:p>
-      <w:pPr>
-        <w:spacing w:before="260"/>
-        <w:pBdr>
-          <w:bottom w:val="single" w:sz="4" w:space="1" w:color="AAB4C0"/>
-        </w:pBdr>
-      </w:pPr>
-    </w:p>
-    <w:p>
-      <w:pPr>
-        <w:spacing w:before="260"/>
-        <w:pBdr>
-          <w:bottom w:val="single" w:sz="4" w:space="1" w:color="AAB4C0"/>
-        </w:pBdr>
-      </w:pPr>
-    </w:p>
-    <w:p>
-      <w:pPr>
-        <w:spacing w:before="260"/>
-        <w:pBdr>
-          <w:bottom w:val="single" w:sz="4" w:space="1" w:color="AAB4C0"/>
-        </w:pBdr>
-      </w:pPr>
-    </w:p>
+    <w:tbl>
+      <w:tblPr>
+        <w:tblStyle w:val="TableGrid"/>
+        <w:tblW w:type="auto" w:w="0"/>
+        <w:tblLook w:firstColumn="1" w:firstRow="1" w:lastColumn="0" w:lastRow="0" w:noHBand="0" w:noVBand="1" w:val="04A0"/>
+      </w:tblPr>
+      <w:tblGrid>
+        <w:gridCol w:w="8640"/>
+      </w:tblGrid>
+      <w:tr>
+        <w:trPr>
+          <w:trHeight w:val="1020" w:hRule="atLeast"/>
+        </w:trPr>
+        <w:tc>
+          <w:tcPr>
+            <w:tcW w:type="dxa" w:w="8640"/>
+          </w:tcPr>
+          <w:p>
+            <w:pPr>
+              <w:spacing w:before="40"/>
+            </w:pPr>
+          </w:p>
+        </w:tc>
+      </w:tr>
+    </w:tbl>
+    <w:p/>
     <w:p>
       <w:pPr>
         <w:pBdr>
@@ -898,30 +912,32 @@
         <w:t>(AO1/AO2)</w:t>
       </w:r>
     </w:p>
-    <w:p>
-      <w:pPr>
-        <w:spacing w:before="260"/>
-        <w:pBdr>
-          <w:bottom w:val="single" w:sz="4" w:space="1" w:color="AAB4C0"/>
-        </w:pBdr>
-      </w:pPr>
-    </w:p>
-    <w:p>
-      <w:pPr>
-        <w:spacing w:before="260"/>
-        <w:pBdr>
-          <w:bottom w:val="single" w:sz="4" w:space="1" w:color="AAB4C0"/>
-        </w:pBdr>
-      </w:pPr>
-    </w:p>
-    <w:p>
-      <w:pPr>
-        <w:spacing w:before="260"/>
-        <w:pBdr>
-          <w:bottom w:val="single" w:sz="4" w:space="1" w:color="AAB4C0"/>
-        </w:pBdr>
-      </w:pPr>
-    </w:p>
+    <w:tbl>
+      <w:tblPr>
+        <w:tblStyle w:val="TableGrid"/>
+        <w:tblW w:type="auto" w:w="0"/>
+        <w:tblLook w:firstColumn="1" w:firstRow="1" w:lastColumn="0" w:lastRow="0" w:noHBand="0" w:noVBand="1" w:val="04A0"/>
+      </w:tblPr>
+      <w:tblGrid>
+        <w:gridCol w:w="8640"/>
+      </w:tblGrid>
+      <w:tr>
+        <w:trPr>
+          <w:trHeight w:val="1020" w:hRule="atLeast"/>
+        </w:trPr>
+        <w:tc>
+          <w:tcPr>
+            <w:tcW w:type="dxa" w:w="8640"/>
+          </w:tcPr>
+          <w:p>
+            <w:pPr>
+              <w:spacing w:before="40"/>
+            </w:pPr>
+          </w:p>
+        </w:tc>
+      </w:tr>
+    </w:tbl>
+    <w:p/>
     <w:p>
       <w:pPr>
         <w:pBdr>
@@ -1015,30 +1031,32 @@
         <w:t>(AO1)</w:t>
       </w:r>
     </w:p>
-    <w:p>
-      <w:pPr>
-        <w:spacing w:before="260"/>
-        <w:pBdr>
-          <w:bottom w:val="single" w:sz="4" w:space="1" w:color="AAB4C0"/>
-        </w:pBdr>
-      </w:pPr>
-    </w:p>
-    <w:p>
-      <w:pPr>
-        <w:spacing w:before="260"/>
-        <w:pBdr>
-          <w:bottom w:val="single" w:sz="4" w:space="1" w:color="AAB4C0"/>
-        </w:pBdr>
-      </w:pPr>
-    </w:p>
-    <w:p>
-      <w:pPr>
-        <w:spacing w:before="260"/>
-        <w:pBdr>
-          <w:bottom w:val="single" w:sz="4" w:space="1" w:color="AAB4C0"/>
-        </w:pBdr>
-      </w:pPr>
-    </w:p>
+    <w:tbl>
+      <w:tblPr>
+        <w:tblStyle w:val="TableGrid"/>
+        <w:tblW w:type="auto" w:w="0"/>
+        <w:tblLook w:firstColumn="1" w:firstRow="1" w:lastColumn="0" w:lastRow="0" w:noHBand="0" w:noVBand="1" w:val="04A0"/>
+      </w:tblPr>
+      <w:tblGrid>
+        <w:gridCol w:w="8640"/>
+      </w:tblGrid>
+      <w:tr>
+        <w:trPr>
+          <w:trHeight w:val="1020" w:hRule="atLeast"/>
+        </w:trPr>
+        <w:tc>
+          <w:tcPr>
+            <w:tcW w:type="dxa" w:w="8640"/>
+          </w:tcPr>
+          <w:p>
+            <w:pPr>
+              <w:spacing w:before="40"/>
+            </w:pPr>
+          </w:p>
+        </w:tc>
+      </w:tr>
+    </w:tbl>
+    <w:p/>
     <w:p>
       <w:pPr>
         <w:pBdr>
@@ -1146,30 +1164,32 @@
         <w:t>(AO1)</w:t>
       </w:r>
     </w:p>
-    <w:p>
-      <w:pPr>
-        <w:spacing w:before="260"/>
-        <w:pBdr>
-          <w:bottom w:val="single" w:sz="4" w:space="1" w:color="AAB4C0"/>
-        </w:pBdr>
-      </w:pPr>
-    </w:p>
-    <w:p>
-      <w:pPr>
-        <w:spacing w:before="260"/>
-        <w:pBdr>
-          <w:bottom w:val="single" w:sz="4" w:space="1" w:color="AAB4C0"/>
-        </w:pBdr>
-      </w:pPr>
-    </w:p>
-    <w:p>
-      <w:pPr>
-        <w:spacing w:before="260"/>
-        <w:pBdr>
-          <w:bottom w:val="single" w:sz="4" w:space="1" w:color="AAB4C0"/>
-        </w:pBdr>
-      </w:pPr>
-    </w:p>
+    <w:tbl>
+      <w:tblPr>
+        <w:tblStyle w:val="TableGrid"/>
+        <w:tblW w:type="auto" w:w="0"/>
+        <w:tblLook w:firstColumn="1" w:firstRow="1" w:lastColumn="0" w:lastRow="0" w:noHBand="0" w:noVBand="1" w:val="04A0"/>
+      </w:tblPr>
+      <w:tblGrid>
+        <w:gridCol w:w="8640"/>
+      </w:tblGrid>
+      <w:tr>
+        <w:trPr>
+          <w:trHeight w:val="1020" w:hRule="atLeast"/>
+        </w:trPr>
+        <w:tc>
+          <w:tcPr>
+            <w:tcW w:type="dxa" w:w="8640"/>
+          </w:tcPr>
+          <w:p>
+            <w:pPr>
+              <w:spacing w:before="40"/>
+            </w:pPr>
+          </w:p>
+        </w:tc>
+      </w:tr>
+    </w:tbl>
+    <w:p/>
     <w:p>
       <w:pPr>
         <w:pBdr>

--- a/Course/2 Component 2 - Algorithms and Programming/2.1 Elements of Computational Thinking/2.1.3 Thinking Procedurally/4 Homework (editable).docx
+++ b/Course/2 Component 2 - Algorithms and Programming/2.1 Elements of Computational Thinking/2.1.3 Thinking Procedurally/4 Homework (editable).docx
@@ -57,21 +57,7 @@
           <w:b w:val="0"/>
           <w:i w:val="0"/>
         </w:rPr>
-        <w:t xml:space="preserve"> A team is building an online cinema-ticket booking system. Using </w:t>
-      </w:r>
-      <w:r>
-        <w:rPr>
-          <w:b w:val="0"/>
-          <w:i/>
-        </w:rPr>
-        <w:t>thinking procedurally</w:t>
-      </w:r>
-      <w:r>
-        <w:rPr>
-          <w:b w:val="0"/>
-          <w:i w:val="0"/>
-        </w:rPr>
-        <w:t xml:space="preserve">, identify </w:t>
+        <w:t xml:space="preserve"> A team is building an online cinema-ticket booking system. Identify </w:t>
       </w:r>
       <w:r>
         <w:rPr>
@@ -85,7 +71,7 @@
           <w:b w:val="0"/>
           <w:i w:val="0"/>
         </w:rPr>
-        <w:t xml:space="preserve"> sensible sub-procedures the problem could be decomposed into. </w:t>
+        <w:t xml:space="preserve"> sub-procedures that the problem could be decomposed into. </w:t>
       </w:r>
       <w:r>
         <w:rPr>
@@ -169,7 +155,7 @@
           <w:b w:val="0"/>
           <w:i w:val="0"/>
         </w:rPr>
-        <w:t xml:space="preserve"> In that booking system the steps include: </w:t>
+        <w:t xml:space="preserve"> In the booking system, three of the steps are: </w:t>
       </w:r>
       <w:r>
         <w:rPr>
@@ -263,7 +249,7 @@
           <w:b w:val="0"/>
           <w:i w:val="0"/>
         </w:rPr>
-        <w:t xml:space="preserve">, referring to the output of an earlier step. </w:t>
+        <w:t xml:space="preserve">, referring to the output of the earlier step. </w:t>
       </w:r>
       <w:r>
         <w:rPr>
@@ -340,7 +326,7 @@
           <w:b w:val="0"/>
           <w:i w:val="0"/>
         </w:rPr>
-        <w:t xml:space="preserve"> A washing-machine control program runs: lock door → fill with water → heat water → wash → drain → spin.</w:t>
+        <w:t xml:space="preserve"> A washing-machine control program runs these steps: lock door → fill with water → heat water → wash → drain → spin.</w:t>
       </w:r>
     </w:p>
     <w:p>
@@ -349,7 +335,7 @@
           <w:b w:val="0"/>
           <w:i w:val="0"/>
         </w:rPr>
-        <w:t xml:space="preserve">(a) State </w:t>
+        <w:t xml:space="preserve">(a) Identify </w:t>
       </w:r>
       <w:r>
         <w:rPr>
@@ -363,7 +349,7 @@
           <w:b w:val="0"/>
           <w:i w:val="0"/>
         </w:rPr>
-        <w:t xml:space="preserve"> pair of these steps whose order is fixed, and explain the dependency. </w:t>
+        <w:t xml:space="preserve"> pair of these steps whose order is fixed, and explain the dependency between them. </w:t>
       </w:r>
       <w:r>
         <w:rPr>
@@ -433,21 +419,21 @@
           <w:b w:val="0"/>
           <w:i w:val="0"/>
         </w:rPr>
-        <w:t xml:space="preserve">(b) Suggest </w:t>
+        <w:t xml:space="preserve">(b) The program also updates a countdown display. Explain why the order of this task relative to the wash step is </w:t>
       </w:r>
       <w:r>
         <w:rPr>
           <w:b/>
           <w:i w:val="0"/>
         </w:rPr>
-        <w:t>one</w:t>
+        <w:t>not</w:t>
       </w:r>
       <w:r>
         <w:rPr>
           <w:b w:val="0"/>
           <w:i w:val="0"/>
         </w:rPr>
-        <w:t xml:space="preserve"> step here that could in principle be done independently of another, briefly justifying why. </w:t>
+        <w:t xml:space="preserve"> fixed. </w:t>
       </w:r>
       <w:r>
         <w:rPr>
@@ -638,7 +624,7 @@
           <w:b w:val="0"/>
           <w:i w:val="0"/>
         </w:rPr>
-        <w:t xml:space="preserve"> lets them work effectively as a team. </w:t>
+        <w:t xml:space="preserve"> allows the programmers to work effectively as a team. </w:t>
       </w:r>
       <w:r>
         <w:rPr>
@@ -715,21 +701,16 @@
           <w:b w:val="0"/>
           <w:i w:val="0"/>
         </w:rPr>
-        <w:t xml:space="preserve"> A council wants software to process residents' parking-permit applications. Using </w:t>
+        <w:t xml:space="preserve"> A council needs software to process residents' parking-permit applications.</w:t>
       </w:r>
-      <w:r>
-        <w:rPr>
-          <w:b w:val="0"/>
-          <w:i/>
-        </w:rPr>
-        <w:t>thinking procedurally</w:t>
-      </w:r>
+    </w:p>
+    <w:p>
       <w:r>
         <w:rPr>
           <w:b w:val="0"/>
           <w:i w:val="0"/>
         </w:rPr>
-        <w:t xml:space="preserve">, decompose this into </w:t>
+        <w:t xml:space="preserve">Identify a suitable sequence of </w:t>
       </w:r>
       <w:r>
         <w:rPr>
@@ -743,21 +724,21 @@
           <w:b w:val="0"/>
           <w:i w:val="0"/>
         </w:rPr>
-        <w:t xml:space="preserve"> sub-procedures in a sensible </w:t>
+        <w:t xml:space="preserve"> sub-procedures for this problem, and justify why the order of </w:t>
       </w:r>
       <w:r>
         <w:rPr>
           <w:b/>
           <w:i w:val="0"/>
         </w:rPr>
-        <w:t>order</w:t>
+        <w:t>one</w:t>
       </w:r>
       <w:r>
         <w:rPr>
           <w:b w:val="0"/>
           <w:i w:val="0"/>
         </w:rPr>
-        <w:t xml:space="preserve">, and for one pair of steps explain why the order is fixed (one step needs an earlier step's output). </w:t>
+        <w:t xml:space="preserve"> pair of your steps is fixed, referring to the output of the earlier step. </w:t>
       </w:r>
       <w:r>
         <w:rPr>
@@ -860,7 +841,7 @@
           <w:b w:val="0"/>
           <w:i w:val="0"/>
         </w:rPr>
-        <w:t xml:space="preserve"> State what a </w:t>
+        <w:t xml:space="preserve"> State what is meant by a </w:t>
       </w:r>
       <w:r>
         <w:rPr>
@@ -874,7 +855,7 @@
           <w:b w:val="0"/>
           <w:i w:val="0"/>
         </w:rPr>
-        <w:t xml:space="preserve"> is, and give one example for a routine that performs a </w:t>
+        <w:t xml:space="preserve">, and give one example of a precondition for a routine that performs a </w:t>
       </w:r>
       <w:r>
         <w:rPr>
@@ -1126,7 +1107,7 @@
           <w:b w:val="0"/>
           <w:i w:val="0"/>
         </w:rPr>
-        <w:t xml:space="preserve"> development methodology over the traditional </w:t>
+        <w:t xml:space="preserve"> development methodology over the </w:t>
       </w:r>
       <w:r>
         <w:rPr>
@@ -1140,7 +1121,7 @@
           <w:b w:val="0"/>
           <w:i w:val="0"/>
         </w:rPr>
-        <w:t xml:space="preserve"> model. </w:t>
+        <w:t xml:space="preserve"> lifecycle model. </w:t>
       </w:r>
       <w:r>
         <w:rPr>

--- a/Course/2 Component 2 - Algorithms and Programming/2.1 Elements of Computational Thinking/2.1.3 Thinking Procedurally/4 Homework (editable).docx
+++ b/Course/2 Component 2 - Algorithms and Programming/2.1 Elements of Computational Thinking/2.1.3 Thinking Procedurally/4 Homework (editable).docx
@@ -51,6 +51,1170 @@
           <w:i w:val="0"/>
         </w:rPr>
         <w:t>1.</w:t>
+      </w:r>
+      <w:r>
+        <w:rPr>
+          <w:b w:val="0"/>
+          <w:i w:val="0"/>
+        </w:rPr>
+        <w:t xml:space="preserve"> Write the letter of the correct definition in the Match column for each term. Two definitions are not needed. </w:t>
+      </w:r>
+      <w:r>
+        <w:rPr>
+          <w:b/>
+          <w:i w:val="0"/>
+        </w:rPr>
+        <w:t>[2]</w:t>
+      </w:r>
+      <w:r>
+        <w:rPr>
+          <w:b w:val="0"/>
+          <w:i w:val="0"/>
+        </w:rPr>
+        <w:t xml:space="preserve"> </w:t>
+      </w:r>
+      <w:r>
+        <w:rPr>
+          <w:b w:val="0"/>
+          <w:i/>
+        </w:rPr>
+        <w:t>(AO1)</w:t>
+      </w:r>
+    </w:p>
+    <w:tbl>
+      <w:tblPr>
+        <w:tblStyle w:val="TableGrid"/>
+        <w:tblW w:type="auto" w:w="0"/>
+        <w:tblLook w:firstColumn="1" w:firstRow="1" w:lastColumn="0" w:lastRow="0" w:noHBand="0" w:noVBand="1" w:val="04A0"/>
+      </w:tblPr>
+      <w:tblGrid>
+        <w:gridCol w:w="4320"/>
+        <w:gridCol w:w="4320"/>
+      </w:tblGrid>
+      <w:tr>
+        <w:tc>
+          <w:tcPr>
+            <w:tcW w:type="dxa" w:w="4320"/>
+            <w:shd w:fill="D9E2F3"/>
+          </w:tcPr>
+          <w:p>
+            <w:r>
+              <w:rPr>
+                <w:b/>
+              </w:rPr>
+            </w:r>
+            <w:r>
+              <w:rPr>
+                <w:b/>
+                <w:i w:val="0"/>
+              </w:rPr>
+              <w:t>Term</w:t>
+            </w:r>
+          </w:p>
+        </w:tc>
+        <w:tc>
+          <w:tcPr>
+            <w:tcW w:type="dxa" w:w="4320"/>
+            <w:shd w:fill="D9E2F3"/>
+          </w:tcPr>
+          <w:p>
+            <w:r>
+              <w:rPr>
+                <w:b/>
+              </w:rPr>
+            </w:r>
+            <w:r>
+              <w:rPr>
+                <w:b/>
+                <w:i w:val="0"/>
+              </w:rPr>
+              <w:t>Match</w:t>
+            </w:r>
+          </w:p>
+        </w:tc>
+      </w:tr>
+      <w:tr>
+        <w:tc>
+          <w:tcPr>
+            <w:tcW w:type="dxa" w:w="4320"/>
+          </w:tcPr>
+          <w:p>
+            <w:r/>
+            <w:r>
+              <w:rPr>
+                <w:b w:val="0"/>
+                <w:i w:val="0"/>
+              </w:rPr>
+              <w:t>Decomposition</w:t>
+            </w:r>
+          </w:p>
+        </w:tc>
+        <w:tc>
+          <w:tcPr>
+            <w:tcW w:type="dxa" w:w="4320"/>
+          </w:tcPr>
+          <w:p>
+            <w:r/>
+          </w:p>
+        </w:tc>
+      </w:tr>
+      <w:tr>
+        <w:tc>
+          <w:tcPr>
+            <w:tcW w:type="dxa" w:w="4320"/>
+          </w:tcPr>
+          <w:p>
+            <w:r/>
+            <w:r>
+              <w:rPr>
+                <w:b w:val="0"/>
+                <w:i w:val="0"/>
+              </w:rPr>
+              <w:t>Sub-procedure</w:t>
+            </w:r>
+          </w:p>
+        </w:tc>
+        <w:tc>
+          <w:tcPr>
+            <w:tcW w:type="dxa" w:w="4320"/>
+          </w:tcPr>
+          <w:p>
+            <w:r/>
+          </w:p>
+        </w:tc>
+      </w:tr>
+      <w:tr>
+        <w:tc>
+          <w:tcPr>
+            <w:tcW w:type="dxa" w:w="4320"/>
+          </w:tcPr>
+          <w:p>
+            <w:r/>
+            <w:r>
+              <w:rPr>
+                <w:b w:val="0"/>
+                <w:i w:val="0"/>
+              </w:rPr>
+              <w:t>Dependency</w:t>
+            </w:r>
+          </w:p>
+        </w:tc>
+        <w:tc>
+          <w:tcPr>
+            <w:tcW w:type="dxa" w:w="4320"/>
+          </w:tcPr>
+          <w:p>
+            <w:r/>
+          </w:p>
+        </w:tc>
+      </w:tr>
+      <w:tr>
+        <w:tc>
+          <w:tcPr>
+            <w:tcW w:type="dxa" w:w="4320"/>
+          </w:tcPr>
+          <w:p>
+            <w:r/>
+            <w:r>
+              <w:rPr>
+                <w:b w:val="0"/>
+                <w:i w:val="0"/>
+              </w:rPr>
+              <w:t>Independent steps</w:t>
+            </w:r>
+          </w:p>
+        </w:tc>
+        <w:tc>
+          <w:tcPr>
+            <w:tcW w:type="dxa" w:w="4320"/>
+          </w:tcPr>
+          <w:p>
+            <w:r/>
+          </w:p>
+        </w:tc>
+      </w:tr>
+    </w:tbl>
+    <w:p/>
+    <w:tbl>
+      <w:tblPr>
+        <w:tblStyle w:val="TableGrid"/>
+        <w:tblW w:type="auto" w:w="0"/>
+        <w:tblLook w:firstColumn="1" w:firstRow="1" w:lastColumn="0" w:lastRow="0" w:noHBand="0" w:noVBand="1" w:val="04A0"/>
+      </w:tblPr>
+      <w:tblGrid>
+        <w:gridCol w:w="4320"/>
+        <w:gridCol w:w="4320"/>
+      </w:tblGrid>
+      <w:tr>
+        <w:tc>
+          <w:tcPr>
+            <w:tcW w:type="dxa" w:w="4320"/>
+            <w:shd w:fill="D9E2F3"/>
+          </w:tcPr>
+          <w:p>
+            <w:r>
+              <w:rPr>
+                <w:b/>
+              </w:rPr>
+            </w:r>
+            <w:r>
+              <w:rPr>
+                <w:b/>
+                <w:i w:val="0"/>
+              </w:rPr>
+              <w:t>Letter</w:t>
+            </w:r>
+          </w:p>
+        </w:tc>
+        <w:tc>
+          <w:tcPr>
+            <w:tcW w:type="dxa" w:w="4320"/>
+            <w:shd w:fill="D9E2F3"/>
+          </w:tcPr>
+          <w:p>
+            <w:r>
+              <w:rPr>
+                <w:b/>
+              </w:rPr>
+            </w:r>
+            <w:r>
+              <w:rPr>
+                <w:b/>
+                <w:i w:val="0"/>
+              </w:rPr>
+              <w:t>Definition</w:t>
+            </w:r>
+          </w:p>
+        </w:tc>
+      </w:tr>
+      <w:tr>
+        <w:tc>
+          <w:tcPr>
+            <w:tcW w:type="dxa" w:w="4320"/>
+          </w:tcPr>
+          <w:p>
+            <w:r/>
+            <w:r>
+              <w:rPr>
+                <w:b w:val="0"/>
+                <w:i w:val="0"/>
+              </w:rPr>
+              <w:t>A</w:t>
+            </w:r>
+          </w:p>
+        </w:tc>
+        <w:tc>
+          <w:tcPr>
+            <w:tcW w:type="dxa" w:w="4320"/>
+          </w:tcPr>
+          <w:p>
+            <w:r/>
+            <w:r>
+              <w:rPr>
+                <w:b w:val="0"/>
+                <w:i w:val="0"/>
+              </w:rPr>
+              <w:t>Breaking a complex problem down into smaller, more manageable sub-problems</w:t>
+            </w:r>
+          </w:p>
+        </w:tc>
+      </w:tr>
+      <w:tr>
+        <w:tc>
+          <w:tcPr>
+            <w:tcW w:type="dxa" w:w="4320"/>
+          </w:tcPr>
+          <w:p>
+            <w:r/>
+            <w:r>
+              <w:rPr>
+                <w:b w:val="0"/>
+                <w:i w:val="0"/>
+              </w:rPr>
+              <w:t>B</w:t>
+            </w:r>
+          </w:p>
+        </w:tc>
+        <w:tc>
+          <w:tcPr>
+            <w:tcW w:type="dxa" w:w="4320"/>
+          </w:tcPr>
+          <w:p>
+            <w:r/>
+            <w:r>
+              <w:rPr>
+                <w:b w:val="0"/>
+                <w:i w:val="0"/>
+              </w:rPr>
+              <w:t>Steps that do not use each other's outputs, so their relative order is not fixed</w:t>
+            </w:r>
+          </w:p>
+        </w:tc>
+      </w:tr>
+      <w:tr>
+        <w:tc>
+          <w:tcPr>
+            <w:tcW w:type="dxa" w:w="4320"/>
+          </w:tcPr>
+          <w:p>
+            <w:r/>
+            <w:r>
+              <w:rPr>
+                <w:b w:val="0"/>
+                <w:i w:val="0"/>
+              </w:rPr>
+              <w:t>C</w:t>
+            </w:r>
+          </w:p>
+        </w:tc>
+        <w:tc>
+          <w:tcPr>
+            <w:tcW w:type="dxa" w:w="4320"/>
+          </w:tcPr>
+          <w:p>
+            <w:r/>
+            <w:r>
+              <w:rPr>
+                <w:b w:val="0"/>
+                <w:i w:val="0"/>
+              </w:rPr>
+              <w:t>Hiding unnecessary detail so that only the important features of a problem remain</w:t>
+            </w:r>
+          </w:p>
+        </w:tc>
+      </w:tr>
+      <w:tr>
+        <w:tc>
+          <w:tcPr>
+            <w:tcW w:type="dxa" w:w="4320"/>
+          </w:tcPr>
+          <w:p>
+            <w:r/>
+            <w:r>
+              <w:rPr>
+                <w:b w:val="0"/>
+                <w:i w:val="0"/>
+              </w:rPr>
+              <w:t>D</w:t>
+            </w:r>
+          </w:p>
+        </w:tc>
+        <w:tc>
+          <w:tcPr>
+            <w:tcW w:type="dxa" w:w="4320"/>
+          </w:tcPr>
+          <w:p>
+            <w:r/>
+            <w:r>
+              <w:rPr>
+                <w:b w:val="0"/>
+                <w:i w:val="0"/>
+              </w:rPr>
+              <w:t>A named, self-contained block of code that performs one task and can be called whenever it is needed</w:t>
+            </w:r>
+          </w:p>
+        </w:tc>
+      </w:tr>
+      <w:tr>
+        <w:tc>
+          <w:tcPr>
+            <w:tcW w:type="dxa" w:w="4320"/>
+          </w:tcPr>
+          <w:p>
+            <w:r/>
+            <w:r>
+              <w:rPr>
+                <w:b w:val="0"/>
+                <w:i w:val="0"/>
+              </w:rPr>
+              <w:t>E</w:t>
+            </w:r>
+          </w:p>
+        </w:tc>
+        <w:tc>
+          <w:tcPr>
+            <w:tcW w:type="dxa" w:w="4320"/>
+          </w:tcPr>
+          <w:p>
+            <w:r/>
+            <w:r>
+              <w:rPr>
+                <w:b w:val="0"/>
+                <w:i w:val="0"/>
+              </w:rPr>
+              <w:t>Where one step needs the output of an earlier step, so the order of the two steps is fixed</w:t>
+            </w:r>
+          </w:p>
+        </w:tc>
+      </w:tr>
+      <w:tr>
+        <w:tc>
+          <w:tcPr>
+            <w:tcW w:type="dxa" w:w="4320"/>
+          </w:tcPr>
+          <w:p>
+            <w:r/>
+            <w:r>
+              <w:rPr>
+                <w:b w:val="0"/>
+                <w:i w:val="0"/>
+              </w:rPr>
+              <w:t>F</w:t>
+            </w:r>
+          </w:p>
+        </w:tc>
+        <w:tc>
+          <w:tcPr>
+            <w:tcW w:type="dxa" w:w="4320"/>
+          </w:tcPr>
+          <w:p>
+            <w:r/>
+            <w:r>
+              <w:rPr>
+                <w:b w:val="0"/>
+                <w:i w:val="0"/>
+              </w:rPr>
+              <w:t>Running two or more tasks at the same time on a multi-core processor</w:t>
+            </w:r>
+          </w:p>
+        </w:tc>
+      </w:tr>
+    </w:tbl>
+    <w:p/>
+    <w:p>
+      <w:r>
+        <w:rPr>
+          <w:b/>
+          <w:i w:val="0"/>
+        </w:rPr>
+        <w:t>2.</w:t>
+      </w:r>
+      <w:r>
+        <w:rPr>
+          <w:b w:val="0"/>
+          <w:i w:val="0"/>
+        </w:rPr>
+        <w:t xml:space="preserve"> A washing-machine control program runs each of the six steps below exactly once, but they are listed out of order. Number the steps 1–6 so that every dependency is respected (for example, water cannot be heated before it is in the drum, and the drum cannot spin until the water has gone). </w:t>
+      </w:r>
+      <w:r>
+        <w:rPr>
+          <w:b/>
+          <w:i w:val="0"/>
+        </w:rPr>
+        <w:t>[3]</w:t>
+      </w:r>
+      <w:r>
+        <w:rPr>
+          <w:b w:val="0"/>
+          <w:i w:val="0"/>
+        </w:rPr>
+        <w:t xml:space="preserve"> </w:t>
+      </w:r>
+      <w:r>
+        <w:rPr>
+          <w:b w:val="0"/>
+          <w:i/>
+        </w:rPr>
+        <w:t>(AO2)</w:t>
+      </w:r>
+    </w:p>
+    <w:tbl>
+      <w:tblPr>
+        <w:tblStyle w:val="TableGrid"/>
+        <w:tblW w:type="auto" w:w="0"/>
+        <w:tblLook w:firstColumn="1" w:firstRow="1" w:lastColumn="0" w:lastRow="0" w:noHBand="0" w:noVBand="1" w:val="04A0"/>
+      </w:tblPr>
+      <w:tblGrid>
+        <w:gridCol w:w="4320"/>
+        <w:gridCol w:w="4320"/>
+      </w:tblGrid>
+      <w:tr>
+        <w:tc>
+          <w:tcPr>
+            <w:tcW w:type="dxa" w:w="4320"/>
+            <w:shd w:fill="D9E2F3"/>
+          </w:tcPr>
+          <w:p>
+            <w:r>
+              <w:rPr>
+                <w:b/>
+              </w:rPr>
+            </w:r>
+            <w:r>
+              <w:rPr>
+                <w:b/>
+                <w:i w:val="0"/>
+              </w:rPr>
+              <w:t>Step</w:t>
+            </w:r>
+          </w:p>
+        </w:tc>
+        <w:tc>
+          <w:tcPr>
+            <w:tcW w:type="dxa" w:w="4320"/>
+            <w:shd w:fill="D9E2F3"/>
+          </w:tcPr>
+          <w:p>
+            <w:r>
+              <w:rPr>
+                <w:b/>
+              </w:rPr>
+            </w:r>
+            <w:r>
+              <w:rPr>
+                <w:b/>
+                <w:i w:val="0"/>
+              </w:rPr>
+              <w:t>Order (1–6)</w:t>
+            </w:r>
+          </w:p>
+        </w:tc>
+      </w:tr>
+      <w:tr>
+        <w:tc>
+          <w:tcPr>
+            <w:tcW w:type="dxa" w:w="4320"/>
+          </w:tcPr>
+          <w:p>
+            <w:r/>
+            <w:r>
+              <w:rPr>
+                <w:b w:val="0"/>
+                <w:i w:val="0"/>
+              </w:rPr>
+              <w:t>Spin</w:t>
+            </w:r>
+          </w:p>
+        </w:tc>
+        <w:tc>
+          <w:tcPr>
+            <w:tcW w:type="dxa" w:w="4320"/>
+          </w:tcPr>
+          <w:p>
+            <w:r/>
+          </w:p>
+        </w:tc>
+      </w:tr>
+      <w:tr>
+        <w:tc>
+          <w:tcPr>
+            <w:tcW w:type="dxa" w:w="4320"/>
+          </w:tcPr>
+          <w:p>
+            <w:r/>
+            <w:r>
+              <w:rPr>
+                <w:b w:val="0"/>
+                <w:i w:val="0"/>
+              </w:rPr>
+              <w:t>Lock door</w:t>
+            </w:r>
+          </w:p>
+        </w:tc>
+        <w:tc>
+          <w:tcPr>
+            <w:tcW w:type="dxa" w:w="4320"/>
+          </w:tcPr>
+          <w:p>
+            <w:r/>
+          </w:p>
+        </w:tc>
+      </w:tr>
+      <w:tr>
+        <w:tc>
+          <w:tcPr>
+            <w:tcW w:type="dxa" w:w="4320"/>
+          </w:tcPr>
+          <w:p>
+            <w:r/>
+            <w:r>
+              <w:rPr>
+                <w:b w:val="0"/>
+                <w:i w:val="0"/>
+              </w:rPr>
+              <w:t>Wash</w:t>
+            </w:r>
+          </w:p>
+        </w:tc>
+        <w:tc>
+          <w:tcPr>
+            <w:tcW w:type="dxa" w:w="4320"/>
+          </w:tcPr>
+          <w:p>
+            <w:r/>
+          </w:p>
+        </w:tc>
+      </w:tr>
+      <w:tr>
+        <w:tc>
+          <w:tcPr>
+            <w:tcW w:type="dxa" w:w="4320"/>
+          </w:tcPr>
+          <w:p>
+            <w:r/>
+            <w:r>
+              <w:rPr>
+                <w:b w:val="0"/>
+                <w:i w:val="0"/>
+              </w:rPr>
+              <w:t>Fill with water</w:t>
+            </w:r>
+          </w:p>
+        </w:tc>
+        <w:tc>
+          <w:tcPr>
+            <w:tcW w:type="dxa" w:w="4320"/>
+          </w:tcPr>
+          <w:p>
+            <w:r/>
+          </w:p>
+        </w:tc>
+      </w:tr>
+      <w:tr>
+        <w:tc>
+          <w:tcPr>
+            <w:tcW w:type="dxa" w:w="4320"/>
+          </w:tcPr>
+          <w:p>
+            <w:r/>
+            <w:r>
+              <w:rPr>
+                <w:b w:val="0"/>
+                <w:i w:val="0"/>
+              </w:rPr>
+              <w:t>Drain</w:t>
+            </w:r>
+          </w:p>
+        </w:tc>
+        <w:tc>
+          <w:tcPr>
+            <w:tcW w:type="dxa" w:w="4320"/>
+          </w:tcPr>
+          <w:p>
+            <w:r/>
+          </w:p>
+        </w:tc>
+      </w:tr>
+      <w:tr>
+        <w:tc>
+          <w:tcPr>
+            <w:tcW w:type="dxa" w:w="4320"/>
+          </w:tcPr>
+          <w:p>
+            <w:r/>
+            <w:r>
+              <w:rPr>
+                <w:b w:val="0"/>
+                <w:i w:val="0"/>
+              </w:rPr>
+              <w:t>Heat water</w:t>
+            </w:r>
+          </w:p>
+        </w:tc>
+        <w:tc>
+          <w:tcPr>
+            <w:tcW w:type="dxa" w:w="4320"/>
+          </w:tcPr>
+          <w:p>
+            <w:r/>
+          </w:p>
+        </w:tc>
+      </w:tr>
+    </w:tbl>
+    <w:p/>
+    <w:p>
+      <w:r>
+        <w:rPr>
+          <w:b/>
+          <w:i w:val="0"/>
+        </w:rPr>
+        <w:t>3.</w:t>
+      </w:r>
+      <w:r>
+        <w:rPr>
+          <w:b w:val="0"/>
+          <w:i w:val="0"/>
+        </w:rPr>
+        <w:t xml:space="preserve"> For each statement, write </w:t>
+      </w:r>
+      <w:r>
+        <w:rPr>
+          <w:b/>
+          <w:i w:val="0"/>
+        </w:rPr>
+        <w:t>True</w:t>
+      </w:r>
+      <w:r>
+        <w:rPr>
+          <w:b w:val="0"/>
+          <w:i w:val="0"/>
+        </w:rPr>
+        <w:t xml:space="preserve"> or </w:t>
+      </w:r>
+      <w:r>
+        <w:rPr>
+          <w:b/>
+          <w:i w:val="0"/>
+        </w:rPr>
+        <w:t>False</w:t>
+      </w:r>
+      <w:r>
+        <w:rPr>
+          <w:b w:val="0"/>
+          <w:i w:val="0"/>
+        </w:rPr>
+        <w:t xml:space="preserve"> in the middle column. If a statement is false, write a corrected version in the final column. </w:t>
+      </w:r>
+      <w:r>
+        <w:rPr>
+          <w:b/>
+          <w:i w:val="0"/>
+        </w:rPr>
+        <w:t>[4]</w:t>
+      </w:r>
+      <w:r>
+        <w:rPr>
+          <w:b w:val="0"/>
+          <w:i w:val="0"/>
+        </w:rPr>
+        <w:t xml:space="preserve"> </w:t>
+      </w:r>
+      <w:r>
+        <w:rPr>
+          <w:b w:val="0"/>
+          <w:i/>
+        </w:rPr>
+        <w:t>(AO2)</w:t>
+      </w:r>
+    </w:p>
+    <w:tbl>
+      <w:tblPr>
+        <w:tblStyle w:val="TableGrid"/>
+        <w:tblW w:type="auto" w:w="0"/>
+        <w:tblLook w:firstColumn="1" w:firstRow="1" w:lastColumn="0" w:lastRow="0" w:noHBand="0" w:noVBand="1" w:val="04A0"/>
+      </w:tblPr>
+      <w:tblGrid>
+        <w:gridCol w:w="2880"/>
+        <w:gridCol w:w="2880"/>
+        <w:gridCol w:w="2880"/>
+      </w:tblGrid>
+      <w:tr>
+        <w:tc>
+          <w:tcPr>
+            <w:tcW w:type="dxa" w:w="2880"/>
+            <w:shd w:fill="D9E2F3"/>
+          </w:tcPr>
+          <w:p>
+            <w:r>
+              <w:rPr>
+                <w:b/>
+              </w:rPr>
+            </w:r>
+            <w:r>
+              <w:rPr>
+                <w:b/>
+                <w:i w:val="0"/>
+              </w:rPr>
+              <w:t>Statement</w:t>
+            </w:r>
+          </w:p>
+        </w:tc>
+        <w:tc>
+          <w:tcPr>
+            <w:tcW w:type="dxa" w:w="2880"/>
+            <w:shd w:fill="D9E2F3"/>
+          </w:tcPr>
+          <w:p>
+            <w:r>
+              <w:rPr>
+                <w:b/>
+              </w:rPr>
+            </w:r>
+            <w:r>
+              <w:rPr>
+                <w:b/>
+                <w:i w:val="0"/>
+              </w:rPr>
+              <w:t>True / False</w:t>
+            </w:r>
+          </w:p>
+        </w:tc>
+        <w:tc>
+          <w:tcPr>
+            <w:tcW w:type="dxa" w:w="2880"/>
+            <w:shd w:fill="D9E2F3"/>
+          </w:tcPr>
+          <w:p>
+            <w:r>
+              <w:rPr>
+                <w:b/>
+              </w:rPr>
+            </w:r>
+            <w:r>
+              <w:rPr>
+                <w:b/>
+                <w:i w:val="0"/>
+              </w:rPr>
+              <w:t>Correction if false</w:t>
+            </w:r>
+          </w:p>
+        </w:tc>
+      </w:tr>
+      <w:tr>
+        <w:tc>
+          <w:tcPr>
+            <w:tcW w:type="dxa" w:w="2880"/>
+          </w:tcPr>
+          <w:p>
+            <w:r/>
+            <w:r>
+              <w:rPr>
+                <w:b w:val="0"/>
+                <w:i w:val="0"/>
+              </w:rPr>
+              <w:t xml:space="preserve">In a cinema-booking sequence </w:t>
+            </w:r>
+            <w:r>
+              <w:rPr>
+                <w:rFonts w:ascii="Consolas" w:hAnsi="Consolas"/>
+                <w:b w:val="0"/>
+                <w:i w:val="0"/>
+                <w:sz w:val="19"/>
+              </w:rPr>
+              <w:t>selectSeats</w:t>
+            </w:r>
+            <w:r>
+              <w:rPr>
+                <w:b w:val="0"/>
+                <w:i w:val="0"/>
+              </w:rPr>
+              <w:t xml:space="preserve"> → </w:t>
+            </w:r>
+            <w:r>
+              <w:rPr>
+                <w:rFonts w:ascii="Consolas" w:hAnsi="Consolas"/>
+                <w:b w:val="0"/>
+                <w:i w:val="0"/>
+                <w:sz w:val="19"/>
+              </w:rPr>
+              <w:t>takePayment</w:t>
+            </w:r>
+            <w:r>
+              <w:rPr>
+                <w:b w:val="0"/>
+                <w:i w:val="0"/>
+              </w:rPr>
+              <w:t xml:space="preserve"> → </w:t>
+            </w:r>
+            <w:r>
+              <w:rPr>
+                <w:rFonts w:ascii="Consolas" w:hAnsi="Consolas"/>
+                <w:b w:val="0"/>
+                <w:i w:val="0"/>
+                <w:sz w:val="19"/>
+              </w:rPr>
+              <w:t>issueTicket</w:t>
+            </w:r>
+            <w:r>
+              <w:rPr>
+                <w:b w:val="0"/>
+                <w:i w:val="0"/>
+              </w:rPr>
+              <w:t xml:space="preserve">, the step </w:t>
+            </w:r>
+            <w:r>
+              <w:rPr>
+                <w:rFonts w:ascii="Consolas" w:hAnsi="Consolas"/>
+                <w:b w:val="0"/>
+                <w:i w:val="0"/>
+                <w:sz w:val="19"/>
+              </w:rPr>
+              <w:t>issueTicket</w:t>
+            </w:r>
+            <w:r>
+              <w:rPr>
+                <w:b w:val="0"/>
+                <w:i w:val="0"/>
+              </w:rPr>
+              <w:t xml:space="preserve"> could safely be moved before </w:t>
+            </w:r>
+            <w:r>
+              <w:rPr>
+                <w:rFonts w:ascii="Consolas" w:hAnsi="Consolas"/>
+                <w:b w:val="0"/>
+                <w:i w:val="0"/>
+                <w:sz w:val="19"/>
+              </w:rPr>
+              <w:t>takePayment</w:t>
+            </w:r>
+            <w:r>
+              <w:rPr>
+                <w:b w:val="0"/>
+                <w:i w:val="0"/>
+              </w:rPr>
+              <w:t>.</w:t>
+            </w:r>
+          </w:p>
+        </w:tc>
+        <w:tc>
+          <w:tcPr>
+            <w:tcW w:type="dxa" w:w="2880"/>
+          </w:tcPr>
+          <w:p>
+            <w:r/>
+          </w:p>
+        </w:tc>
+        <w:tc>
+          <w:tcPr>
+            <w:tcW w:type="dxa" w:w="2880"/>
+          </w:tcPr>
+          <w:p>
+            <w:r/>
+          </w:p>
+        </w:tc>
+      </w:tr>
+      <w:tr>
+        <w:tc>
+          <w:tcPr>
+            <w:tcW w:type="dxa" w:w="2880"/>
+          </w:tcPr>
+          <w:p>
+            <w:r/>
+            <w:r>
+              <w:rPr>
+                <w:b w:val="0"/>
+                <w:i w:val="0"/>
+              </w:rPr>
+              <w:t>Decomposing a large open-world game into modules lets each programmer in a team develop and test a different module at the same time.</w:t>
+            </w:r>
+          </w:p>
+        </w:tc>
+        <w:tc>
+          <w:tcPr>
+            <w:tcW w:type="dxa" w:w="2880"/>
+          </w:tcPr>
+          <w:p>
+            <w:r/>
+          </w:p>
+        </w:tc>
+        <w:tc>
+          <w:tcPr>
+            <w:tcW w:type="dxa" w:w="2880"/>
+          </w:tcPr>
+          <w:p>
+            <w:r/>
+          </w:p>
+        </w:tc>
+      </w:tr>
+      <w:tr>
+        <w:tc>
+          <w:tcPr>
+            <w:tcW w:type="dxa" w:w="2880"/>
+          </w:tcPr>
+          <w:p>
+            <w:r/>
+            <w:r>
+              <w:rPr>
+                <w:b w:val="0"/>
+                <w:i w:val="0"/>
+              </w:rPr>
+              <w:t>The washing machine also updates a countdown display; this update must always run after the wash step, because the order of every pair of tasks is fixed.</w:t>
+            </w:r>
+          </w:p>
+        </w:tc>
+        <w:tc>
+          <w:tcPr>
+            <w:tcW w:type="dxa" w:w="2880"/>
+          </w:tcPr>
+          <w:p>
+            <w:r/>
+          </w:p>
+        </w:tc>
+        <w:tc>
+          <w:tcPr>
+            <w:tcW w:type="dxa" w:w="2880"/>
+          </w:tcPr>
+          <w:p>
+            <w:r/>
+          </w:p>
+        </w:tc>
+      </w:tr>
+      <w:tr>
+        <w:tc>
+          <w:tcPr>
+            <w:tcW w:type="dxa" w:w="2880"/>
+          </w:tcPr>
+          <w:p>
+            <w:r/>
+            <w:r>
+              <w:rPr>
+                <w:b w:val="0"/>
+                <w:i w:val="0"/>
+              </w:rPr>
+              <w:t xml:space="preserve">If </w:t>
+            </w:r>
+            <w:r>
+              <w:rPr>
+                <w:rFonts w:ascii="Consolas" w:hAnsi="Consolas"/>
+                <w:b w:val="0"/>
+                <w:i w:val="0"/>
+                <w:sz w:val="19"/>
+              </w:rPr>
+              <w:t>gradeAnswer</w:t>
+            </w:r>
+            <w:r>
+              <w:rPr>
+                <w:b w:val="0"/>
+                <w:i w:val="0"/>
+              </w:rPr>
+              <w:t xml:space="preserve"> is written once as a sub-procedure and called for every quiz question, a fix to the grading code only has to be made in one place.</w:t>
+            </w:r>
+          </w:p>
+        </w:tc>
+        <w:tc>
+          <w:tcPr>
+            <w:tcW w:type="dxa" w:w="2880"/>
+          </w:tcPr>
+          <w:p>
+            <w:r/>
+          </w:p>
+        </w:tc>
+        <w:tc>
+          <w:tcPr>
+            <w:tcW w:type="dxa" w:w="2880"/>
+          </w:tcPr>
+          <w:p>
+            <w:r/>
+          </w:p>
+        </w:tc>
+      </w:tr>
+    </w:tbl>
+    <w:p/>
+    <w:p>
+      <w:r>
+        <w:rPr>
+          <w:b/>
+          <w:i w:val="0"/>
+        </w:rPr>
+        <w:t>4.</w:t>
+      </w:r>
+      <w:r>
+        <w:rPr>
+          <w:b w:val="0"/>
+          <w:i w:val="0"/>
+        </w:rPr>
+        <w:t xml:space="preserve"> Complete the paragraph using words from the word bank. Three words are not needed. </w:t>
+      </w:r>
+      <w:r>
+        <w:rPr>
+          <w:b/>
+          <w:i w:val="0"/>
+        </w:rPr>
+        <w:t>[2]</w:t>
+      </w:r>
+      <w:r>
+        <w:rPr>
+          <w:b w:val="0"/>
+          <w:i w:val="0"/>
+        </w:rPr>
+        <w:t xml:space="preserve"> </w:t>
+      </w:r>
+      <w:r>
+        <w:rPr>
+          <w:b w:val="0"/>
+          <w:i/>
+        </w:rPr>
+        <w:t>(AO1)</w:t>
+      </w:r>
+    </w:p>
+    <w:p>
+      <w:r>
+        <w:rPr>
+          <w:b w:val="0"/>
+          <w:i w:val="0"/>
+        </w:rPr>
+        <w:t xml:space="preserve">When a problem is decomposed, each </w:t>
+      </w:r>
+      <w:r>
+        <w:rPr>
+          <w:b/>
+          <w:i w:val="0"/>
+        </w:rPr>
+        <w:t>(a)</w:t>
+      </w:r>
+      <w:r>
+        <w:rPr>
+          <w:b w:val="0"/>
+          <w:i w:val="0"/>
+        </w:rPr>
+        <w:t xml:space="preserve"> __________ can be developed and tested separately. If one step uses the </w:t>
+      </w:r>
+      <w:r>
+        <w:rPr>
+          <w:b/>
+          <w:i w:val="0"/>
+        </w:rPr>
+        <w:t>(b)</w:t>
+      </w:r>
+      <w:r>
+        <w:rPr>
+          <w:b w:val="0"/>
+          <w:i w:val="0"/>
+        </w:rPr>
+        <w:t xml:space="preserve"> __________ of an earlier step, there is a </w:t>
+      </w:r>
+      <w:r>
+        <w:rPr>
+          <w:b/>
+          <w:i w:val="0"/>
+        </w:rPr>
+        <w:t>(c)</w:t>
+      </w:r>
+      <w:r>
+        <w:rPr>
+          <w:b w:val="0"/>
+          <w:i w:val="0"/>
+        </w:rPr>
+        <w:t xml:space="preserve"> __________ between the two steps and their order is </w:t>
+      </w:r>
+      <w:r>
+        <w:rPr>
+          <w:b/>
+          <w:i w:val="0"/>
+        </w:rPr>
+        <w:t>(d)</w:t>
+      </w:r>
+      <w:r>
+        <w:rPr>
+          <w:b w:val="0"/>
+          <w:i w:val="0"/>
+        </w:rPr>
+        <w:t xml:space="preserve"> __________ .</w:t>
+      </w:r>
+    </w:p>
+    <w:p>
+      <w:r>
+        <w:rPr>
+          <w:b/>
+          <w:i w:val="0"/>
+        </w:rPr>
+        <w:t>Word bank:</w:t>
+      </w:r>
+      <w:r>
+        <w:rPr>
+          <w:b w:val="0"/>
+          <w:i w:val="0"/>
+        </w:rPr>
+        <w:t xml:space="preserve"> sub-problem · output · dependency · fixed · input · abstraction · concurrent</w:t>
+      </w:r>
+    </w:p>
+    <w:p>
+      <w:r>
+        <w:rPr>
+          <w:b/>
+          <w:i w:val="0"/>
+        </w:rPr>
+        <w:t>5.</w:t>
       </w:r>
       <w:r>
         <w:rPr>
@@ -123,687 +1287,6 @@
     <w:p/>
     <w:p>
       <w:pPr>
-        <w:pBdr>
-          <w:bottom w:val="single" w:sz="6" w:space="1" w:color="AAAAAA"/>
-        </w:pBdr>
-      </w:pPr>
-    </w:p>
-    <w:p>
-      <w:pPr>
-        <w:pBdr>
-          <w:bottom w:val="single" w:sz="6" w:space="1" w:color="AAAAAA"/>
-        </w:pBdr>
-      </w:pPr>
-    </w:p>
-    <w:p>
-      <w:pPr>
-        <w:pBdr>
-          <w:bottom w:val="single" w:sz="6" w:space="1" w:color="AAAAAA"/>
-        </w:pBdr>
-      </w:pPr>
-    </w:p>
-    <w:p>
-      <w:r>
-        <w:rPr>
-          <w:b/>
-          <w:i w:val="0"/>
-        </w:rPr>
-        <w:t>2.</w:t>
-      </w:r>
-      <w:r>
-        <w:rPr>
-          <w:b w:val="0"/>
-          <w:i w:val="0"/>
-        </w:rPr>
-        <w:t xml:space="preserve"> In the booking system, three of the steps are: </w:t>
-      </w:r>
-      <w:r>
-        <w:rPr>
-          <w:rFonts w:ascii="Consolas" w:hAnsi="Consolas"/>
-          <w:b w:val="0"/>
-          <w:i w:val="0"/>
-          <w:sz w:val="19"/>
-        </w:rPr>
-        <w:t>selectSeats</w:t>
-      </w:r>
-      <w:r>
-        <w:rPr>
-          <w:b w:val="0"/>
-          <w:i w:val="0"/>
-        </w:rPr>
-        <w:t xml:space="preserve"> → </w:t>
-      </w:r>
-      <w:r>
-        <w:rPr>
-          <w:rFonts w:ascii="Consolas" w:hAnsi="Consolas"/>
-          <w:b w:val="0"/>
-          <w:i w:val="0"/>
-          <w:sz w:val="19"/>
-        </w:rPr>
-        <w:t>takePayment</w:t>
-      </w:r>
-      <w:r>
-        <w:rPr>
-          <w:b w:val="0"/>
-          <w:i w:val="0"/>
-        </w:rPr>
-        <w:t xml:space="preserve"> → </w:t>
-      </w:r>
-      <w:r>
-        <w:rPr>
-          <w:rFonts w:ascii="Consolas" w:hAnsi="Consolas"/>
-          <w:b w:val="0"/>
-          <w:i w:val="0"/>
-          <w:sz w:val="19"/>
-        </w:rPr>
-        <w:t>issueTicket</w:t>
-      </w:r>
-      <w:r>
-        <w:rPr>
-          <w:b w:val="0"/>
-          <w:i w:val="0"/>
-        </w:rPr>
-        <w:t xml:space="preserve">. Explain why </w:t>
-      </w:r>
-      <w:r>
-        <w:rPr>
-          <w:rFonts w:ascii="Consolas" w:hAnsi="Consolas"/>
-          <w:b w:val="0"/>
-          <w:i w:val="0"/>
-          <w:sz w:val="19"/>
-        </w:rPr>
-        <w:t>issueTicket</w:t>
-      </w:r>
-      <w:r>
-        <w:rPr>
-          <w:b w:val="0"/>
-          <w:i w:val="0"/>
-        </w:rPr>
-        <w:t xml:space="preserve"> must come </w:t>
-      </w:r>
-      <w:r>
-        <w:rPr>
-          <w:b/>
-          <w:i w:val="0"/>
-        </w:rPr>
-        <w:t>after</w:t>
-      </w:r>
-      <w:r>
-        <w:rPr>
-          <w:b w:val="0"/>
-          <w:i w:val="0"/>
-        </w:rPr>
-        <w:t xml:space="preserve"> </w:t>
-      </w:r>
-      <w:r>
-        <w:rPr>
-          <w:rFonts w:ascii="Consolas" w:hAnsi="Consolas"/>
-          <w:b w:val="0"/>
-          <w:i w:val="0"/>
-          <w:sz w:val="19"/>
-        </w:rPr>
-        <w:t>takePayment</w:t>
-      </w:r>
-      <w:r>
-        <w:rPr>
-          <w:b w:val="0"/>
-          <w:i w:val="0"/>
-        </w:rPr>
-        <w:t xml:space="preserve">, referring to the output of the earlier step. </w:t>
-      </w:r>
-      <w:r>
-        <w:rPr>
-          <w:b/>
-          <w:i w:val="0"/>
-        </w:rPr>
-        <w:t>[2]</w:t>
-      </w:r>
-      <w:r>
-        <w:rPr>
-          <w:b w:val="0"/>
-          <w:i w:val="0"/>
-        </w:rPr>
-        <w:t xml:space="preserve"> </w:t>
-      </w:r>
-      <w:r>
-        <w:rPr>
-          <w:b w:val="0"/>
-          <w:i/>
-        </w:rPr>
-        <w:t>(AO2)</w:t>
-      </w:r>
-    </w:p>
-    <w:tbl>
-      <w:tblPr>
-        <w:tblStyle w:val="TableGrid"/>
-        <w:tblW w:type="auto" w:w="0"/>
-        <w:tblLook w:firstColumn="1" w:firstRow="1" w:lastColumn="0" w:lastRow="0" w:noHBand="0" w:noVBand="1" w:val="04A0"/>
-      </w:tblPr>
-      <w:tblGrid>
-        <w:gridCol w:w="8640"/>
-      </w:tblGrid>
-      <w:tr>
-        <w:trPr>
-          <w:trHeight w:val="1020" w:hRule="atLeast"/>
-        </w:trPr>
-        <w:tc>
-          <w:tcPr>
-            <w:tcW w:type="dxa" w:w="8640"/>
-          </w:tcPr>
-          <w:p>
-            <w:pPr>
-              <w:spacing w:before="40"/>
-            </w:pPr>
-          </w:p>
-        </w:tc>
-      </w:tr>
-    </w:tbl>
-    <w:p/>
-    <w:p>
-      <w:pPr>
-        <w:pBdr>
-          <w:bottom w:val="single" w:sz="6" w:space="1" w:color="AAAAAA"/>
-        </w:pBdr>
-      </w:pPr>
-    </w:p>
-    <w:p>
-      <w:pPr>
-        <w:pBdr>
-          <w:bottom w:val="single" w:sz="6" w:space="1" w:color="AAAAAA"/>
-        </w:pBdr>
-      </w:pPr>
-    </w:p>
-    <w:p>
-      <w:r>
-        <w:rPr>
-          <w:b/>
-          <w:i w:val="0"/>
-        </w:rPr>
-        <w:t>3.</w:t>
-      </w:r>
-      <w:r>
-        <w:rPr>
-          <w:b w:val="0"/>
-          <w:i w:val="0"/>
-        </w:rPr>
-        <w:t xml:space="preserve"> A washing-machine control program runs these steps: lock door → fill with water → heat water → wash → drain → spin.</w:t>
-      </w:r>
-    </w:p>
-    <w:p>
-      <w:r>
-        <w:rPr>
-          <w:b w:val="0"/>
-          <w:i w:val="0"/>
-        </w:rPr>
-        <w:t xml:space="preserve">(a) Identify </w:t>
-      </w:r>
-      <w:r>
-        <w:rPr>
-          <w:b/>
-          <w:i w:val="0"/>
-        </w:rPr>
-        <w:t>one</w:t>
-      </w:r>
-      <w:r>
-        <w:rPr>
-          <w:b w:val="0"/>
-          <w:i w:val="0"/>
-        </w:rPr>
-        <w:t xml:space="preserve"> pair of these steps whose order is fixed, and explain the dependency between them. </w:t>
-      </w:r>
-      <w:r>
-        <w:rPr>
-          <w:b/>
-          <w:i w:val="0"/>
-        </w:rPr>
-        <w:t>[2]</w:t>
-      </w:r>
-      <w:r>
-        <w:rPr>
-          <w:b w:val="0"/>
-          <w:i w:val="0"/>
-        </w:rPr>
-        <w:t xml:space="preserve"> </w:t>
-      </w:r>
-      <w:r>
-        <w:rPr>
-          <w:b w:val="0"/>
-          <w:i/>
-        </w:rPr>
-        <w:t>(AO2)</w:t>
-      </w:r>
-    </w:p>
-    <w:tbl>
-      <w:tblPr>
-        <w:tblStyle w:val="TableGrid"/>
-        <w:tblW w:type="auto" w:w="0"/>
-        <w:tblLook w:firstColumn="1" w:firstRow="1" w:lastColumn="0" w:lastRow="0" w:noHBand="0" w:noVBand="1" w:val="04A0"/>
-      </w:tblPr>
-      <w:tblGrid>
-        <w:gridCol w:w="8640"/>
-      </w:tblGrid>
-      <w:tr>
-        <w:trPr>
-          <w:trHeight w:val="1020" w:hRule="atLeast"/>
-        </w:trPr>
-        <w:tc>
-          <w:tcPr>
-            <w:tcW w:type="dxa" w:w="8640"/>
-          </w:tcPr>
-          <w:p>
-            <w:pPr>
-              <w:spacing w:before="40"/>
-            </w:pPr>
-          </w:p>
-        </w:tc>
-      </w:tr>
-    </w:tbl>
-    <w:p/>
-    <w:p>
-      <w:pPr>
-        <w:pBdr>
-          <w:bottom w:val="single" w:sz="6" w:space="1" w:color="AAAAAA"/>
-        </w:pBdr>
-      </w:pPr>
-    </w:p>
-    <w:p>
-      <w:pPr>
-        <w:pBdr>
-          <w:bottom w:val="single" w:sz="6" w:space="1" w:color="AAAAAA"/>
-        </w:pBdr>
-      </w:pPr>
-    </w:p>
-    <w:p>
-      <w:r>
-        <w:rPr>
-          <w:b w:val="0"/>
-          <w:i w:val="0"/>
-        </w:rPr>
-        <w:t xml:space="preserve">(b) The program also updates a countdown display. Explain why the order of this task relative to the wash step is </w:t>
-      </w:r>
-      <w:r>
-        <w:rPr>
-          <w:b/>
-          <w:i w:val="0"/>
-        </w:rPr>
-        <w:t>not</w:t>
-      </w:r>
-      <w:r>
-        <w:rPr>
-          <w:b w:val="0"/>
-          <w:i w:val="0"/>
-        </w:rPr>
-        <w:t xml:space="preserve"> fixed. </w:t>
-      </w:r>
-      <w:r>
-        <w:rPr>
-          <w:b/>
-          <w:i w:val="0"/>
-        </w:rPr>
-        <w:t>[1]</w:t>
-      </w:r>
-      <w:r>
-        <w:rPr>
-          <w:b w:val="0"/>
-          <w:i w:val="0"/>
-        </w:rPr>
-        <w:t xml:space="preserve"> </w:t>
-      </w:r>
-      <w:r>
-        <w:rPr>
-          <w:b w:val="0"/>
-          <w:i/>
-        </w:rPr>
-        <w:t>(AO2)</w:t>
-      </w:r>
-    </w:p>
-    <w:tbl>
-      <w:tblPr>
-        <w:tblStyle w:val="TableGrid"/>
-        <w:tblW w:type="auto" w:w="0"/>
-        <w:tblLook w:firstColumn="1" w:firstRow="1" w:lastColumn="0" w:lastRow="0" w:noHBand="0" w:noVBand="1" w:val="04A0"/>
-      </w:tblPr>
-      <w:tblGrid>
-        <w:gridCol w:w="8640"/>
-      </w:tblGrid>
-      <w:tr>
-        <w:trPr>
-          <w:trHeight w:val="680" w:hRule="atLeast"/>
-        </w:trPr>
-        <w:tc>
-          <w:tcPr>
-            <w:tcW w:type="dxa" w:w="8640"/>
-          </w:tcPr>
-          <w:p>
-            <w:pPr>
-              <w:spacing w:before="40"/>
-            </w:pPr>
-          </w:p>
-        </w:tc>
-      </w:tr>
-    </w:tbl>
-    <w:p/>
-    <w:p>
-      <w:pPr>
-        <w:pBdr>
-          <w:bottom w:val="single" w:sz="6" w:space="1" w:color="AAAAAA"/>
-        </w:pBdr>
-      </w:pPr>
-    </w:p>
-    <w:p>
-      <w:r>
-        <w:rPr>
-          <w:b/>
-          <w:i w:val="0"/>
-        </w:rPr>
-        <w:t>4.</w:t>
-      </w:r>
-      <w:r>
-        <w:rPr>
-          <w:b w:val="0"/>
-          <w:i w:val="0"/>
-        </w:rPr>
-        <w:t xml:space="preserve"> A program for an online quiz calls the same </w:t>
-      </w:r>
-      <w:r>
-        <w:rPr>
-          <w:rFonts w:ascii="Consolas" w:hAnsi="Consolas"/>
-          <w:b w:val="0"/>
-          <w:i w:val="0"/>
-          <w:sz w:val="19"/>
-        </w:rPr>
-        <w:t>gradeAnswer</w:t>
-      </w:r>
-      <w:r>
-        <w:rPr>
-          <w:b w:val="0"/>
-          <w:i w:val="0"/>
-        </w:rPr>
-        <w:t xml:space="preserve"> sub-procedure for every question. Explain </w:t>
-      </w:r>
-      <w:r>
-        <w:rPr>
-          <w:b/>
-          <w:i w:val="0"/>
-        </w:rPr>
-        <w:t>two</w:t>
-      </w:r>
-      <w:r>
-        <w:rPr>
-          <w:b w:val="0"/>
-          <w:i w:val="0"/>
-        </w:rPr>
-        <w:t xml:space="preserve"> advantages of writing this once as a sub-procedure rather than copying the grading code under each question. </w:t>
-      </w:r>
-      <w:r>
-        <w:rPr>
-          <w:b/>
-          <w:i w:val="0"/>
-        </w:rPr>
-        <w:t>[2]</w:t>
-      </w:r>
-      <w:r>
-        <w:rPr>
-          <w:b w:val="0"/>
-          <w:i w:val="0"/>
-        </w:rPr>
-        <w:t xml:space="preserve"> </w:t>
-      </w:r>
-      <w:r>
-        <w:rPr>
-          <w:b w:val="0"/>
-          <w:i/>
-        </w:rPr>
-        <w:t>(AO2)</w:t>
-      </w:r>
-    </w:p>
-    <w:tbl>
-      <w:tblPr>
-        <w:tblStyle w:val="TableGrid"/>
-        <w:tblW w:type="auto" w:w="0"/>
-        <w:tblLook w:firstColumn="1" w:firstRow="1" w:lastColumn="0" w:lastRow="0" w:noHBand="0" w:noVBand="1" w:val="04A0"/>
-      </w:tblPr>
-      <w:tblGrid>
-        <w:gridCol w:w="8640"/>
-      </w:tblGrid>
-      <w:tr>
-        <w:trPr>
-          <w:trHeight w:val="1020" w:hRule="atLeast"/>
-        </w:trPr>
-        <w:tc>
-          <w:tcPr>
-            <w:tcW w:type="dxa" w:w="8640"/>
-          </w:tcPr>
-          <w:p>
-            <w:pPr>
-              <w:spacing w:before="40"/>
-            </w:pPr>
-          </w:p>
-        </w:tc>
-      </w:tr>
-    </w:tbl>
-    <w:p/>
-    <w:p>
-      <w:pPr>
-        <w:pBdr>
-          <w:bottom w:val="single" w:sz="6" w:space="1" w:color="AAAAAA"/>
-        </w:pBdr>
-      </w:pPr>
-    </w:p>
-    <w:p>
-      <w:pPr>
-        <w:pBdr>
-          <w:bottom w:val="single" w:sz="6" w:space="1" w:color="AAAAAA"/>
-        </w:pBdr>
-      </w:pPr>
-    </w:p>
-    <w:p>
-      <w:r>
-        <w:rPr>
-          <w:b/>
-          <w:i w:val="0"/>
-        </w:rPr>
-        <w:t>5.</w:t>
-      </w:r>
-      <w:r>
-        <w:rPr>
-          <w:b w:val="0"/>
-          <w:i w:val="0"/>
-        </w:rPr>
-        <w:t xml:space="preserve"> A games company has four programmers building one large open-world game. Explain how </w:t>
-      </w:r>
-      <w:r>
-        <w:rPr>
-          <w:b/>
-          <w:i w:val="0"/>
-        </w:rPr>
-        <w:t>decomposition</w:t>
-      </w:r>
-      <w:r>
-        <w:rPr>
-          <w:b w:val="0"/>
-          <w:i w:val="0"/>
-        </w:rPr>
-        <w:t xml:space="preserve"> allows the programmers to work effectively as a team. </w:t>
-      </w:r>
-      <w:r>
-        <w:rPr>
-          <w:b/>
-          <w:i w:val="0"/>
-        </w:rPr>
-        <w:t>[2]</w:t>
-      </w:r>
-      <w:r>
-        <w:rPr>
-          <w:b w:val="0"/>
-          <w:i w:val="0"/>
-        </w:rPr>
-        <w:t xml:space="preserve"> </w:t>
-      </w:r>
-      <w:r>
-        <w:rPr>
-          <w:b w:val="0"/>
-          <w:i/>
-        </w:rPr>
-        <w:t>(AO2)</w:t>
-      </w:r>
-    </w:p>
-    <w:tbl>
-      <w:tblPr>
-        <w:tblStyle w:val="TableGrid"/>
-        <w:tblW w:type="auto" w:w="0"/>
-        <w:tblLook w:firstColumn="1" w:firstRow="1" w:lastColumn="0" w:lastRow="0" w:noHBand="0" w:noVBand="1" w:val="04A0"/>
-      </w:tblPr>
-      <w:tblGrid>
-        <w:gridCol w:w="8640"/>
-      </w:tblGrid>
-      <w:tr>
-        <w:trPr>
-          <w:trHeight w:val="1020" w:hRule="atLeast"/>
-        </w:trPr>
-        <w:tc>
-          <w:tcPr>
-            <w:tcW w:type="dxa" w:w="8640"/>
-          </w:tcPr>
-          <w:p>
-            <w:pPr>
-              <w:spacing w:before="40"/>
-            </w:pPr>
-          </w:p>
-        </w:tc>
-      </w:tr>
-    </w:tbl>
-    <w:p/>
-    <w:p>
-      <w:pPr>
-        <w:pBdr>
-          <w:bottom w:val="single" w:sz="6" w:space="1" w:color="AAAAAA"/>
-        </w:pBdr>
-      </w:pPr>
-    </w:p>
-    <w:p>
-      <w:pPr>
-        <w:pBdr>
-          <w:bottom w:val="single" w:sz="6" w:space="1" w:color="AAAAAA"/>
-        </w:pBdr>
-      </w:pPr>
-    </w:p>
-    <w:p>
-      <w:r>
-        <w:rPr>
-          <w:b/>
-          <w:i w:val="0"/>
-        </w:rPr>
-        <w:t>6.</w:t>
-      </w:r>
-      <w:r>
-        <w:rPr>
-          <w:b w:val="0"/>
-          <w:i w:val="0"/>
-        </w:rPr>
-        <w:t xml:space="preserve"> A council needs software to process residents' parking-permit applications.</w:t>
-      </w:r>
-    </w:p>
-    <w:p>
-      <w:r>
-        <w:rPr>
-          <w:b w:val="0"/>
-          <w:i w:val="0"/>
-        </w:rPr>
-        <w:t xml:space="preserve">Identify a suitable sequence of </w:t>
-      </w:r>
-      <w:r>
-        <w:rPr>
-          <w:b/>
-          <w:i w:val="0"/>
-        </w:rPr>
-        <w:t>named</w:t>
-      </w:r>
-      <w:r>
-        <w:rPr>
-          <w:b w:val="0"/>
-          <w:i w:val="0"/>
-        </w:rPr>
-        <w:t xml:space="preserve"> sub-procedures for this problem, and justify why the order of </w:t>
-      </w:r>
-      <w:r>
-        <w:rPr>
-          <w:b/>
-          <w:i w:val="0"/>
-        </w:rPr>
-        <w:t>one</w:t>
-      </w:r>
-      <w:r>
-        <w:rPr>
-          <w:b w:val="0"/>
-          <w:i w:val="0"/>
-        </w:rPr>
-        <w:t xml:space="preserve"> pair of your steps is fixed, referring to the output of the earlier step. </w:t>
-      </w:r>
-      <w:r>
-        <w:rPr>
-          <w:b/>
-          <w:i w:val="0"/>
-        </w:rPr>
-        <w:t>[2]</w:t>
-      </w:r>
-      <w:r>
-        <w:rPr>
-          <w:b w:val="0"/>
-          <w:i w:val="0"/>
-        </w:rPr>
-        <w:t xml:space="preserve"> </w:t>
-      </w:r>
-      <w:r>
-        <w:rPr>
-          <w:b w:val="0"/>
-          <w:i/>
-        </w:rPr>
-        <w:t>(AO2)</w:t>
-      </w:r>
-    </w:p>
-    <w:tbl>
-      <w:tblPr>
-        <w:tblStyle w:val="TableGrid"/>
-        <w:tblW w:type="auto" w:w="0"/>
-        <w:tblLook w:firstColumn="1" w:firstRow="1" w:lastColumn="0" w:lastRow="0" w:noHBand="0" w:noVBand="1" w:val="04A0"/>
-      </w:tblPr>
-      <w:tblGrid>
-        <w:gridCol w:w="8640"/>
-      </w:tblGrid>
-      <w:tr>
-        <w:trPr>
-          <w:trHeight w:val="1020" w:hRule="atLeast"/>
-        </w:trPr>
-        <w:tc>
-          <w:tcPr>
-            <w:tcW w:type="dxa" w:w="8640"/>
-          </w:tcPr>
-          <w:p>
-            <w:pPr>
-              <w:spacing w:before="40"/>
-            </w:pPr>
-          </w:p>
-        </w:tc>
-      </w:tr>
-    </w:tbl>
-    <w:p/>
-    <w:p>
-      <w:pPr>
-        <w:pBdr>
-          <w:bottom w:val="single" w:sz="6" w:space="1" w:color="AAAAAA"/>
-        </w:pBdr>
-      </w:pPr>
-    </w:p>
-    <w:p>
-      <w:pPr>
-        <w:pBdr>
-          <w:bottom w:val="single" w:sz="6" w:space="1" w:color="AAAAAA"/>
-        </w:pBdr>
-      </w:pPr>
-    </w:p>
-    <w:p>
-      <w:pPr>
         <w:pStyle w:val="Heading2"/>
       </w:pPr>
       <w:r>
@@ -820,7 +1303,7 @@
           <w:b/>
           <w:i w:val="0"/>
         </w:rPr>
-        <w:t>7.</w:t>
+        <w:t>6.</w:t>
       </w:r>
       <w:r>
         <w:rPr>
@@ -920,26 +1403,12 @@
     </w:tbl>
     <w:p/>
     <w:p>
-      <w:pPr>
-        <w:pBdr>
-          <w:bottom w:val="single" w:sz="6" w:space="1" w:color="AAAAAA"/>
-        </w:pBdr>
-      </w:pPr>
-    </w:p>
-    <w:p>
-      <w:pPr>
-        <w:pBdr>
-          <w:bottom w:val="single" w:sz="6" w:space="1" w:color="AAAAAA"/>
-        </w:pBdr>
-      </w:pPr>
-    </w:p>
-    <w:p>
       <w:r>
         <w:rPr>
           <w:b/>
           <w:i w:val="0"/>
         </w:rPr>
-        <w:t>8.</w:t>
+        <w:t>7.</w:t>
       </w:r>
       <w:r>
         <w:rPr>
@@ -960,7 +1429,7 @@
           <w:b w:val="0"/>
           <w:i w:val="0"/>
         </w:rPr>
-        <w:t xml:space="preserve"> State, in order, </w:t>
+        <w:t xml:space="preserve"> State, in order, the </w:t>
       </w:r>
       <w:r>
         <w:rPr>
@@ -1039,26 +1508,12 @@
     </w:tbl>
     <w:p/>
     <w:p>
-      <w:pPr>
-        <w:pBdr>
-          <w:bottom w:val="single" w:sz="6" w:space="1" w:color="AAAAAA"/>
-        </w:pBdr>
-      </w:pPr>
-    </w:p>
-    <w:p>
-      <w:pPr>
-        <w:pBdr>
-          <w:bottom w:val="single" w:sz="6" w:space="1" w:color="AAAAAA"/>
-        </w:pBdr>
-      </w:pPr>
-    </w:p>
-    <w:p>
       <w:r>
         <w:rPr>
           <w:b/>
           <w:i w:val="0"/>
         </w:rPr>
-        <w:t>9.</w:t>
+        <w:t>8.</w:t>
       </w:r>
       <w:r>
         <w:rPr>
@@ -1171,20 +1626,6 @@
       </w:tr>
     </w:tbl>
     <w:p/>
-    <w:p>
-      <w:pPr>
-        <w:pBdr>
-          <w:bottom w:val="single" w:sz="6" w:space="1" w:color="AAAAAA"/>
-        </w:pBdr>
-      </w:pPr>
-    </w:p>
-    <w:p>
-      <w:pPr>
-        <w:pBdr>
-          <w:bottom w:val="single" w:sz="6" w:space="1" w:color="AAAAAA"/>
-        </w:pBdr>
-      </w:pPr>
-    </w:p>
     <w:p>
       <w:pPr>
         <w:pBdr>
